--- a/Case_Study_Canopy.docx
+++ b/Case_Study_Canopy.docx
@@ -1,367 +1,1179 @@
 
 <file path=word/document.xml><?xml version="1.0" encoding="utf-8"?>
-<w:document xmlns:wpc="http://schemas.microsoft.com/office/word/2010/wordprocessingCanvas" xmlns:cx="http://schemas.microsoft.com/office/drawing/2014/chartex" xmlns:cx1="http://schemas.microsoft.com/office/drawing/2015/9/8/chartex" xmlns:cx2="http://schemas.microsoft.com/office/drawing/2015/10/21/chartex" xmlns:cx3="http://schemas.microsoft.com/office/drawing/2016/5/9/chartex" xmlns:cx4="http://schemas.microsoft.com/office/drawing/2016/5/10/chartex" xmlns:cx5="http://schemas.microsoft.com/office/drawing/2016/5/11/chartex" xmlns:cx6="http://schemas.microsoft.com/office/drawing/2016/5/12/chartex" xmlns:cx7="http://schemas.microsoft.com/office/drawing/2016/5/13/chartex" xmlns:cx8="http://schemas.microsoft.com/office/drawing/2016/5/14/chartex" xmlns:mc="http://schemas.openxmlformats.org/markup-compatibility/2006" xmlns:aink="http://schemas.microsoft.com/office/drawing/2016/ink" xmlns:am3d="http://schemas.microsoft.com/office/drawing/2017/model3d" xmlns:o="urn:schemas-microsoft-com:office:office" xmlns:r="http://schemas.openxmlformats.org/officeDocument/2006/relationships" xmlns:m="http://schemas.openxmlformats.org/officeDocument/2006/math" xmlns:v="urn:schemas-microsoft-com:vml" xmlns:wp14="http://schemas.microsoft.com/office/word/2010/wordprocessingDrawing" xmlns:wp="http://schemas.openxmlformats.org/drawingml/2006/wordprocessingDrawing" xmlns:w10="urn:schemas-microsoft-com:office:word" xmlns:w="http://schemas.openxmlformats.org/wordprocessingml/2006/main" xmlns:w14="http://schemas.microsoft.com/office/word/2010/wordml" xmlns:w15="http://schemas.microsoft.com/office/word/2012/wordml" xmlns:w16cex="http://schemas.microsoft.com/office/word/2018/wordml/cex" xmlns:w16cid="http://schemas.microsoft.com/office/word/2016/wordml/cid" xmlns:w16="http://schemas.microsoft.com/office/word/2018/wordml" xmlns:w16sdtdh="http://schemas.microsoft.com/office/word/2020/wordml/sdtdatahash" xmlns:w16se="http://schemas.microsoft.com/office/word/2015/wordml/symex" xmlns:wpg="http://schemas.microsoft.com/office/word/2010/wordprocessingGroup" xmlns:wpi="http://schemas.microsoft.com/office/word/2010/wordprocessingInk" xmlns:wne="http://schemas.microsoft.com/office/word/2006/wordml" xmlns:wps="http://schemas.microsoft.com/office/word/2010/wordprocessingShape" mc:Ignorable="w14 w15 w16se w16cid w16 w16cex w16sdtdh wp14">
+<w:document xmlns:wpc="http://schemas.microsoft.com/office/word/2010/wordprocessingCanvas" xmlns:cx="http://schemas.microsoft.com/office/drawing/2014/chartex" xmlns:cx1="http://schemas.microsoft.com/office/drawing/2015/9/8/chartex" xmlns:cx2="http://schemas.microsoft.com/office/drawing/2015/10/21/chartex" xmlns:cx3="http://schemas.microsoft.com/office/drawing/2016/5/9/chartex" xmlns:cx4="http://schemas.microsoft.com/office/drawing/2016/5/10/chartex" xmlns:cx5="http://schemas.microsoft.com/office/drawing/2016/5/11/chartex" xmlns:cx6="http://schemas.microsoft.com/office/drawing/2016/5/12/chartex" xmlns:cx7="http://schemas.microsoft.com/office/drawing/2016/5/13/chartex" xmlns:cx8="http://schemas.microsoft.com/office/drawing/2016/5/14/chartex" xmlns:mc="http://schemas.openxmlformats.org/markup-compatibility/2006" xmlns:aink="http://schemas.microsoft.com/office/drawing/2016/ink" xmlns:am3d="http://schemas.microsoft.com/office/drawing/2017/model3d" xmlns:o="urn:schemas-microsoft-com:office:office" xmlns:oel="http://schemas.microsoft.com/office/2019/extlst" xmlns:r="http://schemas.openxmlformats.org/officeDocument/2006/relationships" xmlns:m="http://schemas.openxmlformats.org/officeDocument/2006/math" xmlns:v="urn:schemas-microsoft-com:vml" xmlns:wp14="http://schemas.microsoft.com/office/word/2010/wordprocessingDrawing" xmlns:wp="http://schemas.openxmlformats.org/drawingml/2006/wordprocessingDrawing" xmlns:w10="urn:schemas-microsoft-com:office:word" xmlns:w="http://schemas.openxmlformats.org/wordprocessingml/2006/main" xmlns:w14="http://schemas.microsoft.com/office/word/2010/wordml" xmlns:w15="http://schemas.microsoft.com/office/word/2012/wordml" xmlns:w16cex="http://schemas.microsoft.com/office/word/2018/wordml/cex" xmlns:w16cid="http://schemas.microsoft.com/office/word/2016/wordml/cid" xmlns:w16="http://schemas.microsoft.com/office/word/2018/wordml" xmlns:w16sdtdh="http://schemas.microsoft.com/office/word/2020/wordml/sdtdatahash" xmlns:w16se="http://schemas.microsoft.com/office/word/2015/wordml/symex" xmlns:wpg="http://schemas.microsoft.com/office/word/2010/wordprocessingGroup" xmlns:wpi="http://schemas.microsoft.com/office/word/2010/wordprocessingInk" xmlns:wne="http://schemas.microsoft.com/office/word/2006/wordml" xmlns:wps="http://schemas.microsoft.com/office/word/2010/wordprocessingShape" mc:Ignorable="w14 w15 w16se w16cid w16 w16cex w16sdtdh wp14">
   <w:body>
     <w:p>
       <w:pPr>
-        <w:spacing w:after="0"/>
-        <w:jc w:val="both"/>
+        <w:jc w:val="center"/>
+        <w:rPr>
+          <w:rFonts w:ascii="Times New Roman" w:hAnsi="Times New Roman" w:cs="Times New Roman"/>
+          <w:b/>
+          <w:bCs/>
+          <w:sz w:val="24"/>
+          <w:szCs w:val="24"/>
+        </w:rPr>
       </w:pPr>
       <w:r>
         <w:rPr>
+          <w:rFonts w:ascii="Times New Roman" w:hAnsi="Times New Roman" w:cs="Times New Roman"/>
           <w:b/>
+          <w:bCs/>
           <w:sz w:val="24"/>
+          <w:szCs w:val="24"/>
         </w:rPr>
-        <w:t>Case Study: Decision Support Systems in AI for Business Transformations</w:t>
+        <w:t>Enhancing Urban Forestry Planning with an AI-Powered Tree Canopy Decision Support System</w:t>
       </w:r>
     </w:p>
     <w:p>
       <w:pPr>
-        <w:spacing w:after="0"/>
-        <w:jc w:val="both"/>
+        <w:rPr>
+          <w:rFonts w:ascii="Times New Roman" w:hAnsi="Times New Roman" w:cs="Times New Roman"/>
+          <w:sz w:val="24"/>
+          <w:szCs w:val="24"/>
+        </w:rPr>
       </w:pPr>
       <w:r>
-        <w:t>Title: Enhancing Urban Forestry Planning with an AI-Powered Tree Canopy Decision Support System</w:t>
-      </w:r>
-    </w:p>
-    <w:p>
-      <w:pPr>
-        <w:spacing w:after="0"/>
-        <w:jc w:val="both"/>
-      </w:pPr>
-      <w:r>
+        <w:rPr>
+          <w:rFonts w:ascii="Times New Roman" w:hAnsi="Times New Roman" w:cs="Times New Roman"/>
+          <w:sz w:val="24"/>
+          <w:szCs w:val="24"/>
+        </w:rPr>
         <w:t>Case Study: Municipal Forestry Management – Kitchener, Waterloo, and Cambridge</w:t>
       </w:r>
     </w:p>
     <w:p>
       <w:pPr>
-        <w:spacing w:after="0"/>
         <w:jc w:val="both"/>
+        <w:rPr>
+          <w:rFonts w:ascii="Times New Roman" w:eastAsia="新細明體" w:hAnsi="Times New Roman" w:cs="Times New Roman"/>
+          <w:sz w:val="24"/>
+          <w:szCs w:val="24"/>
+          <w:lang w:eastAsia="zh-TW"/>
+        </w:rPr>
       </w:pPr>
       <w:r>
-        <w:t xml:space="preserve">Background: The cities of Kitchener, Waterloo, and Cambridge continue to invest in urban forestry programs to improve environmental quality, reduce urban heat, and increase community well-being. However, municipal forestry teams often face limited budgets </w:t>
-      </w:r>
-      <w:r>
-        <w:t>and staffing resources, making it difficult to prioritize where tree planting and maintenance efforts will have the greatest impact.</w:t>
+        <w:rPr>
+          <w:rFonts w:ascii="Times New Roman" w:hAnsi="Times New Roman" w:cs="Times New Roman"/>
+          <w:sz w:val="24"/>
+          <w:szCs w:val="24"/>
+        </w:rPr>
+        <w:t>Background: The cities of Kitchener, Waterloo, and Cambridge continue to invest in urban forestry programs to improve environmental quality, reduce urban heat, and increase community well-being. However, municipal forestry teams often face limited budgets and staffing resources, making it difficult to prioritize where tree planting and maintenance efforts will have the greatest impact.</w:t>
       </w:r>
     </w:p>
     <w:p>
       <w:pPr>
-        <w:spacing w:after="0"/>
         <w:jc w:val="both"/>
-      </w:pPr>
-    </w:p>
-    <w:p>
-      <w:pPr>
-        <w:spacing w:after="0"/>
-        <w:jc w:val="both"/>
+        <w:rPr>
+          <w:rFonts w:ascii="Times New Roman" w:eastAsia="新細明體" w:hAnsi="Times New Roman" w:cs="Times New Roman"/>
+          <w:sz w:val="24"/>
+          <w:szCs w:val="24"/>
+          <w:lang w:eastAsia="zh-TW"/>
+        </w:rPr>
       </w:pPr>
       <w:r>
-        <w:t>Although municipalities maintain datasets such as tree inventories and canopy coverage records, these datasets are often a</w:t>
-      </w:r>
-      <w:r>
-        <w:t>nalyzed separately, which makes location-specific planning slower and less consistent. To improve decision-making, the municipalities aim to implement an AI-powered Decision Support System (DSS) that integrates environmental and tree asset data into a unif</w:t>
-      </w:r>
-      <w:r>
-        <w:t>ied prioritization framework.</w:t>
+        <w:rPr>
+          <w:rFonts w:ascii="Times New Roman" w:hAnsi="Times New Roman" w:cs="Times New Roman"/>
+          <w:sz w:val="24"/>
+          <w:szCs w:val="24"/>
+        </w:rPr>
+        <w:br/>
+        <w:t>Although municipalities maintain datasets such as tree inventories and canopy coverage records, these datasets are often analyzed separately, which makes location-specific planning slower and less consistent. To improve decision-making, the municipalities aim to implement an AI-powered Decision Support System (DSS) that integrates environmental and tree asset data into a unified prioritization framework.</w:t>
       </w:r>
     </w:p>
     <w:p>
       <w:pPr>
-        <w:spacing w:after="0"/>
         <w:jc w:val="both"/>
-      </w:pPr>
-    </w:p>
-    <w:p>
-      <w:pPr>
-        <w:spacing w:after="0"/>
-        <w:jc w:val="both"/>
+        <w:rPr>
+          <w:rFonts w:ascii="Times New Roman" w:eastAsia="新細明體" w:hAnsi="Times New Roman" w:cs="Times New Roman"/>
+          <w:sz w:val="24"/>
+          <w:szCs w:val="24"/>
+          <w:lang w:eastAsia="zh-TW"/>
+        </w:rPr>
       </w:pPr>
       <w:r>
+        <w:rPr>
+          <w:rFonts w:ascii="Times New Roman" w:hAnsi="Times New Roman" w:cs="Times New Roman"/>
+          <w:sz w:val="24"/>
+          <w:szCs w:val="24"/>
+        </w:rPr>
+        <w:br/>
         <w:t>This system helps planners identify streets and neighbourhoods where tree planting or maintenance would provide the highest environmental, social, and infrastructure benefit.</w:t>
       </w:r>
     </w:p>
     <w:p>
       <w:pPr>
-        <w:spacing w:after="0"/>
         <w:jc w:val="both"/>
+        <w:rPr>
+          <w:rFonts w:ascii="Times New Roman" w:eastAsia="新細明體" w:hAnsi="Times New Roman" w:cs="Times New Roman" w:hint="eastAsia"/>
+          <w:sz w:val="24"/>
+          <w:szCs w:val="24"/>
+          <w:lang w:eastAsia="zh-TW"/>
+        </w:rPr>
+      </w:pPr>
+    </w:p>
+    <w:p>
+      <w:pPr>
+        <w:rPr>
+          <w:rFonts w:ascii="Times New Roman" w:hAnsi="Times New Roman" w:cs="Times New Roman"/>
+          <w:b/>
+          <w:bCs/>
+          <w:sz w:val="24"/>
+          <w:szCs w:val="24"/>
+        </w:rPr>
       </w:pPr>
       <w:r>
+        <w:rPr>
+          <w:rFonts w:ascii="Times New Roman" w:hAnsi="Times New Roman" w:cs="Times New Roman"/>
+          <w:b/>
+          <w:bCs/>
+          <w:sz w:val="24"/>
+          <w:szCs w:val="24"/>
+        </w:rPr>
         <w:t>Challenges Faced:</w:t>
       </w:r>
     </w:p>
     <w:p>
       <w:pPr>
-        <w:spacing w:after="0"/>
-        <w:jc w:val="both"/>
+        <w:rPr>
+          <w:rFonts w:ascii="Times New Roman" w:hAnsi="Times New Roman" w:cs="Times New Roman"/>
+          <w:sz w:val="24"/>
+          <w:szCs w:val="24"/>
+        </w:rPr>
       </w:pPr>
       <w:r>
-        <w:t>1. Uneven canopy distribution ac</w:t>
-      </w:r>
-      <w:r>
-        <w:t>ross neighbourhoods.</w:t>
+        <w:rPr>
+          <w:rFonts w:ascii="Times New Roman" w:hAnsi="Times New Roman" w:cs="Times New Roman"/>
+          <w:sz w:val="24"/>
+          <w:szCs w:val="24"/>
+        </w:rPr>
+        <w:t>1. Uneven canopy distribution across neighbourhoods.</w:t>
       </w:r>
     </w:p>
     <w:p>
       <w:pPr>
-        <w:spacing w:after="0"/>
-        <w:jc w:val="both"/>
+        <w:rPr>
+          <w:rFonts w:ascii="Times New Roman" w:hAnsi="Times New Roman" w:cs="Times New Roman"/>
+          <w:sz w:val="24"/>
+          <w:szCs w:val="24"/>
+        </w:rPr>
       </w:pPr>
       <w:r>
+        <w:rPr>
+          <w:rFonts w:ascii="Times New Roman" w:hAnsi="Times New Roman" w:cs="Times New Roman"/>
+          <w:sz w:val="24"/>
+          <w:szCs w:val="24"/>
+        </w:rPr>
         <w:t>2. Limited forestry resources and budget constraints.</w:t>
       </w:r>
     </w:p>
     <w:p>
       <w:pPr>
-        <w:spacing w:after="0"/>
-        <w:jc w:val="both"/>
+        <w:rPr>
+          <w:rFonts w:ascii="Times New Roman" w:hAnsi="Times New Roman" w:cs="Times New Roman"/>
+          <w:sz w:val="24"/>
+          <w:szCs w:val="24"/>
+        </w:rPr>
       </w:pPr>
       <w:r>
+        <w:rPr>
+          <w:rFonts w:ascii="Times New Roman" w:hAnsi="Times New Roman" w:cs="Times New Roman"/>
+          <w:sz w:val="24"/>
+          <w:szCs w:val="24"/>
+        </w:rPr>
         <w:t>3. Fragmented data sources across municipal systems.</w:t>
       </w:r>
     </w:p>
     <w:p>
       <w:pPr>
-        <w:spacing w:after="0"/>
-        <w:jc w:val="both"/>
+        <w:rPr>
+          <w:rFonts w:ascii="Times New Roman" w:eastAsia="新細明體" w:hAnsi="Times New Roman" w:cs="Times New Roman"/>
+          <w:sz w:val="24"/>
+          <w:szCs w:val="24"/>
+          <w:lang w:eastAsia="zh-TW"/>
+        </w:rPr>
       </w:pPr>
       <w:r>
+        <w:rPr>
+          <w:rFonts w:ascii="Times New Roman" w:hAnsi="Times New Roman" w:cs="Times New Roman"/>
+          <w:sz w:val="24"/>
+          <w:szCs w:val="24"/>
+        </w:rPr>
         <w:t>4. Risk of inequitable service allocation without a standardized framework.</w:t>
       </w:r>
     </w:p>
     <w:p>
       <w:pPr>
-        <w:spacing w:after="0"/>
-        <w:jc w:val="both"/>
+        <w:rPr>
+          <w:rFonts w:ascii="Times New Roman" w:eastAsia="新細明體" w:hAnsi="Times New Roman" w:cs="Times New Roman" w:hint="eastAsia"/>
+          <w:sz w:val="24"/>
+          <w:szCs w:val="24"/>
+          <w:lang w:eastAsia="zh-TW"/>
+        </w:rPr>
+      </w:pPr>
+    </w:p>
+    <w:p>
+      <w:pPr>
+        <w:rPr>
+          <w:rFonts w:ascii="Times New Roman" w:hAnsi="Times New Roman" w:cs="Times New Roman"/>
+          <w:sz w:val="24"/>
+          <w:szCs w:val="24"/>
+        </w:rPr>
       </w:pPr>
       <w:r>
-        <w:t>Proposed DSS Solution: The DSS uses AI models, spati</w:t>
-      </w:r>
-      <w:r>
-        <w:t>al analysis, and interactive mapping to:</w:t>
+        <w:rPr>
+          <w:rFonts w:ascii="Times New Roman" w:hAnsi="Times New Roman" w:cs="Times New Roman"/>
+          <w:sz w:val="24"/>
+          <w:szCs w:val="24"/>
+        </w:rPr>
+        <w:t>Proposed DSS Solution: The DSS uses AI models, spatial analysis, and interactive mapping to:</w:t>
       </w:r>
     </w:p>
     <w:p>
       <w:pPr>
-        <w:spacing w:after="0"/>
-        <w:jc w:val="both"/>
+        <w:rPr>
+          <w:rFonts w:ascii="Times New Roman" w:hAnsi="Times New Roman" w:cs="Times New Roman"/>
+          <w:sz w:val="24"/>
+          <w:szCs w:val="24"/>
+        </w:rPr>
       </w:pPr>
       <w:r>
+        <w:rPr>
+          <w:rFonts w:ascii="Times New Roman" w:hAnsi="Times New Roman" w:cs="Times New Roman"/>
+          <w:sz w:val="24"/>
+          <w:szCs w:val="24"/>
+        </w:rPr>
         <w:t>• Analyze canopy coverage and identify low-canopy priority zones.</w:t>
       </w:r>
     </w:p>
     <w:p>
       <w:pPr>
-        <w:spacing w:after="0"/>
-        <w:jc w:val="both"/>
+        <w:rPr>
+          <w:rFonts w:ascii="Times New Roman" w:hAnsi="Times New Roman" w:cs="Times New Roman"/>
+          <w:sz w:val="24"/>
+          <w:szCs w:val="24"/>
+        </w:rPr>
       </w:pPr>
       <w:r>
+        <w:rPr>
+          <w:rFonts w:ascii="Times New Roman" w:hAnsi="Times New Roman" w:cs="Times New Roman"/>
+          <w:sz w:val="24"/>
+          <w:szCs w:val="24"/>
+        </w:rPr>
         <w:t>• Evaluate tree asset conditions to identify maintenance needs.</w:t>
       </w:r>
     </w:p>
     <w:p>
       <w:pPr>
-        <w:spacing w:after="0"/>
-        <w:jc w:val="both"/>
+        <w:rPr>
+          <w:rFonts w:ascii="Times New Roman" w:hAnsi="Times New Roman" w:cs="Times New Roman"/>
+          <w:sz w:val="24"/>
+          <w:szCs w:val="24"/>
+        </w:rPr>
       </w:pPr>
       <w:r>
+        <w:rPr>
+          <w:rFonts w:ascii="Times New Roman" w:hAnsi="Times New Roman" w:cs="Times New Roman"/>
+          <w:sz w:val="24"/>
+          <w:szCs w:val="24"/>
+        </w:rPr>
         <w:t>• Rank neighbourhoods based on environmental need and projected impact.</w:t>
       </w:r>
     </w:p>
     <w:p>
       <w:pPr>
-        <w:spacing w:after="0"/>
-        <w:jc w:val="both"/>
+        <w:rPr>
+          <w:rFonts w:ascii="Times New Roman" w:eastAsia="新細明體" w:hAnsi="Times New Roman" w:cs="Times New Roman" w:hint="eastAsia"/>
+          <w:sz w:val="24"/>
+          <w:szCs w:val="24"/>
+          <w:lang w:eastAsia="zh-TW"/>
+        </w:rPr>
       </w:pPr>
       <w:r>
-        <w:t>• Visualize r</w:t>
-      </w:r>
-      <w:r>
-        <w:t>ecommendations through an interactive map dashboard for planners.</w:t>
+        <w:rPr>
+          <w:rFonts w:ascii="Times New Roman" w:hAnsi="Times New Roman" w:cs="Times New Roman"/>
+          <w:sz w:val="24"/>
+          <w:szCs w:val="24"/>
+        </w:rPr>
+        <w:t>• Visualize recommendations through an interactive map dashboard for planners.</w:t>
       </w:r>
     </w:p>
     <w:p>
       <w:pPr>
-        <w:spacing w:after="0"/>
-        <w:jc w:val="both"/>
+        <w:rPr>
+          <w:rFonts w:ascii="Times New Roman" w:eastAsia="新細明體" w:hAnsi="Times New Roman" w:cs="Times New Roman"/>
+          <w:b/>
+          <w:bCs/>
+          <w:sz w:val="24"/>
+          <w:szCs w:val="24"/>
+          <w:lang w:eastAsia="zh-TW"/>
+        </w:rPr>
       </w:pPr>
       <w:r>
+        <w:rPr>
+          <w:rFonts w:ascii="Times New Roman" w:hAnsi="Times New Roman" w:cs="Times New Roman"/>
+          <w:b/>
+          <w:bCs/>
+          <w:sz w:val="24"/>
+          <w:szCs w:val="24"/>
+        </w:rPr>
+        <w:lastRenderedPageBreak/>
         <w:t>Implementation Highlights:</w:t>
       </w:r>
     </w:p>
     <w:p>
       <w:pPr>
-        <w:spacing w:after="0"/>
-        <w:jc w:val="both"/>
+        <w:rPr>
+          <w:rFonts w:ascii="Times New Roman" w:eastAsia="新細明體" w:hAnsi="Times New Roman" w:cs="Times New Roman" w:hint="eastAsia"/>
+          <w:b/>
+          <w:bCs/>
+          <w:sz w:val="24"/>
+          <w:szCs w:val="24"/>
+          <w:lang w:eastAsia="zh-TW"/>
+        </w:rPr>
+      </w:pPr>
+    </w:p>
+    <w:p>
+      <w:pPr>
+        <w:rPr>
+          <w:rFonts w:ascii="Times New Roman" w:hAnsi="Times New Roman" w:cs="Times New Roman"/>
+          <w:sz w:val="24"/>
+          <w:szCs w:val="24"/>
+        </w:rPr>
       </w:pPr>
       <w:r>
-        <w:t>1. Canopy Coverage Prioritization:</w:t>
+        <w:rPr>
+          <w:rFonts w:ascii="Times New Roman" w:hAnsi="Times New Roman" w:cs="Times New Roman"/>
+          <w:sz w:val="24"/>
+          <w:szCs w:val="24"/>
+        </w:rPr>
+        <w:t xml:space="preserve">1. </w:t>
+      </w:r>
+      <w:r>
+        <w:rPr>
+          <w:rFonts w:ascii="Times New Roman" w:hAnsi="Times New Roman" w:cs="Times New Roman"/>
+          <w:sz w:val="24"/>
+          <w:szCs w:val="24"/>
+        </w:rPr>
+        <w:t>Canopy Coverage Prioritization</w:t>
+      </w:r>
+      <w:r>
+        <w:rPr>
+          <w:rFonts w:ascii="Times New Roman" w:hAnsi="Times New Roman" w:cs="Times New Roman"/>
+          <w:sz w:val="24"/>
+          <w:szCs w:val="24"/>
+        </w:rPr>
+        <w:t>:</w:t>
       </w:r>
     </w:p>
     <w:p>
       <w:pPr>
-        <w:spacing w:after="0"/>
-        <w:jc w:val="both"/>
+        <w:rPr>
+          <w:rFonts w:ascii="Times New Roman" w:hAnsi="Times New Roman" w:cs="Times New Roman"/>
+          <w:sz w:val="24"/>
+          <w:szCs w:val="24"/>
+        </w:rPr>
       </w:pPr>
       <w:r>
-        <w:t>o Data sources: Municipal tree inventory, GIS canopy datasets, neighbourhood boundaries.</w:t>
+        <w:rPr>
+          <w:rFonts w:ascii="Times New Roman" w:hAnsi="Times New Roman" w:cs="Times New Roman"/>
+          <w:sz w:val="24"/>
+          <w:szCs w:val="24"/>
+        </w:rPr>
+        <w:t>•</w:t>
+      </w:r>
+      <w:r>
+        <w:rPr>
+          <w:rFonts w:ascii="Times New Roman" w:hAnsi="Times New Roman" w:cs="Times New Roman"/>
+          <w:sz w:val="24"/>
+          <w:szCs w:val="24"/>
+        </w:rPr>
+        <w:t xml:space="preserve"> Data sources: Municipal tree inventory, GIS canopy datasets, neighbourhood boundaries.</w:t>
       </w:r>
     </w:p>
     <w:p>
       <w:pPr>
-        <w:spacing w:after="0"/>
-        <w:jc w:val="both"/>
+        <w:rPr>
+          <w:rFonts w:ascii="Times New Roman" w:hAnsi="Times New Roman" w:cs="Times New Roman"/>
+          <w:sz w:val="24"/>
+          <w:szCs w:val="24"/>
+        </w:rPr>
       </w:pPr>
       <w:r>
-        <w:t>o AI model: Spatial analysis and priori</w:t>
+        <w:rPr>
+          <w:rFonts w:ascii="Times New Roman" w:hAnsi="Times New Roman" w:cs="Times New Roman"/>
+          <w:sz w:val="24"/>
+          <w:szCs w:val="24"/>
+        </w:rPr>
+        <w:t>•</w:t>
       </w:r>
       <w:r>
-        <w:t>tization scoring model.</w:t>
+        <w:rPr>
+          <w:rFonts w:ascii="新細明體" w:eastAsia="新細明體" w:hAnsi="新細明體" w:cs="Times New Roman" w:hint="eastAsia"/>
+          <w:sz w:val="24"/>
+          <w:szCs w:val="24"/>
+          <w:lang w:eastAsia="zh-TW"/>
+        </w:rPr>
+        <w:t xml:space="preserve"> </w:t>
+      </w:r>
+      <w:r>
+        <w:rPr>
+          <w:rFonts w:ascii="Times New Roman" w:hAnsi="Times New Roman" w:cs="Times New Roman"/>
+          <w:sz w:val="24"/>
+          <w:szCs w:val="24"/>
+        </w:rPr>
+        <w:t>AI model: Spatial analysis and prioritization scoring model.</w:t>
       </w:r>
     </w:p>
     <w:p>
       <w:pPr>
-        <w:spacing w:after="0"/>
-        <w:jc w:val="both"/>
+        <w:rPr>
+          <w:rFonts w:ascii="Times New Roman" w:eastAsia="新細明體" w:hAnsi="Times New Roman" w:cs="Times New Roman"/>
+          <w:sz w:val="24"/>
+          <w:szCs w:val="24"/>
+          <w:lang w:eastAsia="zh-TW"/>
+        </w:rPr>
       </w:pPr>
       <w:r>
-        <w:t>o Output: Ranked list of streets or neighbourhoods requiring planting attention.</w:t>
+        <w:rPr>
+          <w:rFonts w:ascii="Times New Roman" w:hAnsi="Times New Roman" w:cs="Times New Roman"/>
+          <w:sz w:val="24"/>
+          <w:szCs w:val="24"/>
+        </w:rPr>
+        <w:t>•</w:t>
+      </w:r>
+      <w:r>
+        <w:rPr>
+          <w:rFonts w:ascii="Times New Roman" w:hAnsi="Times New Roman" w:cs="Times New Roman"/>
+          <w:sz w:val="24"/>
+          <w:szCs w:val="24"/>
+        </w:rPr>
+        <w:t xml:space="preserve"> Output: Ranked list of streets or </w:t>
+      </w:r>
+      <w:r>
+        <w:rPr>
+          <w:rFonts w:ascii="Times New Roman" w:hAnsi="Times New Roman" w:cs="Times New Roman"/>
+          <w:sz w:val="24"/>
+          <w:szCs w:val="24"/>
+        </w:rPr>
+        <w:t>neighborhoods</w:t>
+      </w:r>
+      <w:r>
+        <w:rPr>
+          <w:rFonts w:ascii="Times New Roman" w:hAnsi="Times New Roman" w:cs="Times New Roman"/>
+          <w:sz w:val="24"/>
+          <w:szCs w:val="24"/>
+        </w:rPr>
+        <w:t xml:space="preserve"> requiring planting attention.</w:t>
       </w:r>
     </w:p>
     <w:p>
       <w:pPr>
-        <w:spacing w:after="0"/>
-        <w:jc w:val="both"/>
+        <w:rPr>
+          <w:rFonts w:ascii="Times New Roman" w:eastAsia="新細明體" w:hAnsi="Times New Roman" w:cs="Times New Roman" w:hint="eastAsia"/>
+          <w:sz w:val="24"/>
+          <w:szCs w:val="24"/>
+          <w:lang w:eastAsia="zh-TW"/>
+        </w:rPr>
+      </w:pPr>
+    </w:p>
+    <w:p>
+      <w:pPr>
+        <w:rPr>
+          <w:rFonts w:ascii="Times New Roman" w:hAnsi="Times New Roman" w:cs="Times New Roman"/>
+          <w:sz w:val="24"/>
+          <w:szCs w:val="24"/>
+        </w:rPr>
       </w:pPr>
       <w:r>
-        <w:t>2. Tree Maintenance Decision Support:</w:t>
+        <w:rPr>
+          <w:rFonts w:ascii="Times New Roman" w:hAnsi="Times New Roman" w:cs="Times New Roman"/>
+          <w:sz w:val="24"/>
+          <w:szCs w:val="24"/>
+        </w:rPr>
+        <w:t xml:space="preserve">2. </w:t>
+      </w:r>
+      <w:r>
+        <w:rPr>
+          <w:rFonts w:ascii="Times New Roman" w:hAnsi="Times New Roman" w:cs="Times New Roman"/>
+          <w:sz w:val="24"/>
+          <w:szCs w:val="24"/>
+        </w:rPr>
+        <w:t>Predictive Tree Maintenance Decision Support</w:t>
+      </w:r>
+      <w:r>
+        <w:rPr>
+          <w:rFonts w:ascii="Times New Roman" w:hAnsi="Times New Roman" w:cs="Times New Roman"/>
+          <w:sz w:val="24"/>
+          <w:szCs w:val="24"/>
+        </w:rPr>
+        <w:t>:</w:t>
       </w:r>
     </w:p>
     <w:p>
       <w:pPr>
-        <w:spacing w:after="0"/>
-        <w:jc w:val="both"/>
+        <w:rPr>
+          <w:rFonts w:ascii="Times New Roman" w:hAnsi="Times New Roman" w:cs="Times New Roman"/>
+          <w:sz w:val="24"/>
+          <w:szCs w:val="24"/>
+        </w:rPr>
       </w:pPr>
       <w:r>
-        <w:t>o Data sources: Tree condition records, maintenance history, species/location data.</w:t>
+        <w:rPr>
+          <w:rFonts w:ascii="Times New Roman" w:hAnsi="Times New Roman" w:cs="Times New Roman"/>
+          <w:sz w:val="24"/>
+          <w:szCs w:val="24"/>
+        </w:rPr>
+        <w:t>•</w:t>
+      </w:r>
+      <w:r>
+        <w:rPr>
+          <w:rFonts w:ascii="Times New Roman" w:hAnsi="Times New Roman" w:cs="Times New Roman"/>
+          <w:sz w:val="24"/>
+          <w:szCs w:val="24"/>
+        </w:rPr>
+        <w:t xml:space="preserve"> Data sources: </w:t>
+      </w:r>
+      <w:r>
+        <w:rPr>
+          <w:rFonts w:ascii="Times New Roman" w:hAnsi="Times New Roman" w:cs="Times New Roman"/>
+          <w:sz w:val="24"/>
+          <w:szCs w:val="24"/>
+        </w:rPr>
+        <w:t>Tree health status columns, trunk size (DBH) records, and 2026 local maintenance market rates.</w:t>
       </w:r>
     </w:p>
     <w:p>
       <w:pPr>
-        <w:spacing w:after="0"/>
-        <w:jc w:val="both"/>
+        <w:rPr>
+          <w:rFonts w:ascii="Times New Roman" w:hAnsi="Times New Roman" w:cs="Times New Roman"/>
+          <w:sz w:val="24"/>
+          <w:szCs w:val="24"/>
+        </w:rPr>
       </w:pPr>
       <w:r>
-        <w:t>o AI model: Predictive priori</w:t>
+        <w:rPr>
+          <w:rFonts w:ascii="Times New Roman" w:hAnsi="Times New Roman" w:cs="Times New Roman"/>
+          <w:sz w:val="24"/>
+          <w:szCs w:val="24"/>
+        </w:rPr>
+        <w:t>•</w:t>
       </w:r>
       <w:r>
-        <w:t>tization based on condition and urgency.</w:t>
+        <w:rPr>
+          <w:rFonts w:ascii="Times New Roman" w:hAnsi="Times New Roman" w:cs="Times New Roman"/>
+          <w:sz w:val="24"/>
+          <w:szCs w:val="24"/>
+        </w:rPr>
+        <w:t xml:space="preserve"> AI model: </w:t>
+      </w:r>
+      <w:r>
+        <w:rPr>
+          <w:rFonts w:ascii="Times New Roman" w:hAnsi="Times New Roman" w:cs="Times New Roman"/>
+          <w:sz w:val="24"/>
+          <w:szCs w:val="24"/>
+        </w:rPr>
+        <w:t>Predictive Linear Regression model for municipal budget forecasting</w:t>
+      </w:r>
+      <w:r>
+        <w:rPr>
+          <w:rFonts w:ascii="Times New Roman" w:hAnsi="Times New Roman" w:cs="Times New Roman"/>
+          <w:sz w:val="24"/>
+          <w:szCs w:val="24"/>
+        </w:rPr>
+        <w:t>.</w:t>
       </w:r>
     </w:p>
     <w:p>
       <w:pPr>
-        <w:spacing w:after="0"/>
-        <w:jc w:val="both"/>
+        <w:rPr>
+          <w:rFonts w:ascii="Times New Roman" w:eastAsia="新細明體" w:hAnsi="Times New Roman" w:cs="Times New Roman"/>
+          <w:sz w:val="24"/>
+          <w:szCs w:val="24"/>
+          <w:lang w:eastAsia="zh-TW"/>
+        </w:rPr>
       </w:pPr>
       <w:r>
-        <w:t>o Output: Maintenance priority recommendations.</w:t>
+        <w:rPr>
+          <w:rFonts w:ascii="Times New Roman" w:hAnsi="Times New Roman" w:cs="Times New Roman"/>
+          <w:sz w:val="24"/>
+          <w:szCs w:val="24"/>
+        </w:rPr>
+        <w:t>•</w:t>
+      </w:r>
+      <w:r>
+        <w:rPr>
+          <w:rFonts w:ascii="Times New Roman" w:hAnsi="Times New Roman" w:cs="Times New Roman"/>
+          <w:sz w:val="24"/>
+          <w:szCs w:val="24"/>
+        </w:rPr>
+        <w:t xml:space="preserve"> Output: </w:t>
+      </w:r>
+      <w:r>
+        <w:rPr>
+          <w:rFonts w:ascii="Times New Roman" w:hAnsi="Times New Roman" w:cs="Times New Roman"/>
+          <w:sz w:val="24"/>
+          <w:szCs w:val="24"/>
+        </w:rPr>
+        <w:t>Accurate prediction of annual emergency maintenance costs based on the number of critical-risk trees per area</w:t>
+      </w:r>
+      <w:r>
+        <w:rPr>
+          <w:rFonts w:ascii="Times New Roman" w:hAnsi="Times New Roman" w:cs="Times New Roman"/>
+          <w:sz w:val="24"/>
+          <w:szCs w:val="24"/>
+        </w:rPr>
+        <w:t>.</w:t>
       </w:r>
     </w:p>
     <w:p>
       <w:pPr>
-        <w:spacing w:after="0"/>
-        <w:jc w:val="both"/>
+        <w:rPr>
+          <w:rFonts w:ascii="Times New Roman" w:eastAsia="新細明體" w:hAnsi="Times New Roman" w:cs="Times New Roman"/>
+          <w:sz w:val="24"/>
+          <w:szCs w:val="24"/>
+          <w:lang w:eastAsia="zh-TW"/>
+        </w:rPr>
+      </w:pPr>
+    </w:p>
+    <w:p>
+      <w:pPr>
+        <w:rPr>
+          <w:rFonts w:ascii="Times New Roman" w:hAnsi="Times New Roman" w:cs="Times New Roman"/>
+          <w:sz w:val="24"/>
+          <w:szCs w:val="24"/>
+        </w:rPr>
       </w:pPr>
       <w:r>
-        <w:t>3. Interactive Planning Dashboard:</w:t>
+        <w:rPr>
+          <w:rFonts w:ascii="Times New Roman" w:eastAsia="新細明體" w:hAnsi="Times New Roman" w:cs="Times New Roman" w:hint="eastAsia"/>
+          <w:sz w:val="24"/>
+          <w:szCs w:val="24"/>
+          <w:lang w:eastAsia="zh-TW"/>
+        </w:rPr>
+        <w:t>3.</w:t>
+      </w:r>
+      <w:r>
+        <w:rPr>
+          <w:rFonts w:ascii="Times New Roman" w:hAnsi="Times New Roman" w:cs="Times New Roman"/>
+          <w:sz w:val="24"/>
+          <w:szCs w:val="24"/>
+        </w:rPr>
+        <w:t xml:space="preserve"> </w:t>
+      </w:r>
+      <w:proofErr w:type="spellStart"/>
+      <w:r>
+        <w:rPr>
+          <w:rFonts w:ascii="Times New Roman" w:hAnsi="Times New Roman" w:cs="Times New Roman"/>
+          <w:sz w:val="24"/>
+          <w:szCs w:val="24"/>
+        </w:rPr>
+        <w:t>GeoSpatial</w:t>
+      </w:r>
+      <w:proofErr w:type="spellEnd"/>
+      <w:r>
+        <w:rPr>
+          <w:rFonts w:ascii="Times New Roman" w:hAnsi="Times New Roman" w:cs="Times New Roman"/>
+          <w:sz w:val="24"/>
+          <w:szCs w:val="24"/>
+        </w:rPr>
+        <w:t xml:space="preserve"> Data Fusion Engine:</w:t>
       </w:r>
     </w:p>
     <w:p>
       <w:pPr>
-        <w:spacing w:after="0"/>
-        <w:jc w:val="both"/>
+        <w:rPr>
+          <w:rFonts w:ascii="Times New Roman" w:hAnsi="Times New Roman" w:cs="Times New Roman"/>
+          <w:sz w:val="24"/>
+          <w:szCs w:val="24"/>
+        </w:rPr>
       </w:pPr>
       <w:r>
-        <w:t>o Data sources: Results from planting and maintenance models.</w:t>
+        <w:rPr>
+          <w:rFonts w:ascii="Times New Roman" w:hAnsi="Times New Roman" w:cs="Times New Roman"/>
+          <w:sz w:val="24"/>
+          <w:szCs w:val="24"/>
+        </w:rPr>
+        <w:t>•</w:t>
+      </w:r>
+      <w:r>
+        <w:rPr>
+          <w:rFonts w:ascii="Times New Roman" w:hAnsi="Times New Roman" w:cs="Times New Roman"/>
+          <w:sz w:val="24"/>
+          <w:szCs w:val="24"/>
+        </w:rPr>
+        <w:t xml:space="preserve"> Data sources: Fragmented spatial shapefiles (.</w:t>
+      </w:r>
+      <w:proofErr w:type="spellStart"/>
+      <w:r>
+        <w:rPr>
+          <w:rFonts w:ascii="Times New Roman" w:hAnsi="Times New Roman" w:cs="Times New Roman"/>
+          <w:sz w:val="24"/>
+          <w:szCs w:val="24"/>
+        </w:rPr>
+        <w:t>shp</w:t>
+      </w:r>
+      <w:proofErr w:type="spellEnd"/>
+      <w:r>
+        <w:rPr>
+          <w:rFonts w:ascii="Times New Roman" w:hAnsi="Times New Roman" w:cs="Times New Roman"/>
+          <w:sz w:val="24"/>
+          <w:szCs w:val="24"/>
+        </w:rPr>
+        <w:t>) and CSV files from both Kitchener and Waterloo municipal databases.</w:t>
       </w:r>
     </w:p>
     <w:p>
       <w:pPr>
-        <w:spacing w:after="0"/>
-        <w:jc w:val="both"/>
+        <w:rPr>
+          <w:rFonts w:ascii="Times New Roman" w:hAnsi="Times New Roman" w:cs="Times New Roman"/>
+          <w:sz w:val="24"/>
+          <w:szCs w:val="24"/>
+        </w:rPr>
       </w:pPr>
       <w:r>
-        <w:t>o AI tool: GIS-based visualization dashboard.</w:t>
+        <w:rPr>
+          <w:rFonts w:ascii="Times New Roman" w:hAnsi="Times New Roman" w:cs="Times New Roman"/>
+          <w:sz w:val="24"/>
+          <w:szCs w:val="24"/>
+        </w:rPr>
+        <w:t>•</w:t>
+      </w:r>
+      <w:r>
+        <w:rPr>
+          <w:rFonts w:ascii="Times New Roman" w:hAnsi="Times New Roman" w:cs="Times New Roman"/>
+          <w:sz w:val="24"/>
+          <w:szCs w:val="24"/>
+        </w:rPr>
+        <w:t xml:space="preserve"> AI tool: Python </w:t>
+      </w:r>
+      <w:proofErr w:type="spellStart"/>
+      <w:r>
+        <w:rPr>
+          <w:rFonts w:ascii="Times New Roman" w:hAnsi="Times New Roman" w:cs="Times New Roman"/>
+          <w:sz w:val="24"/>
+          <w:szCs w:val="24"/>
+        </w:rPr>
+        <w:t>GeoPandas</w:t>
+      </w:r>
+      <w:proofErr w:type="spellEnd"/>
+      <w:r>
+        <w:rPr>
+          <w:rFonts w:ascii="Times New Roman" w:hAnsi="Times New Roman" w:cs="Times New Roman"/>
+          <w:sz w:val="24"/>
+          <w:szCs w:val="24"/>
+        </w:rPr>
+        <w:t xml:space="preserve"> Spatial Join (</w:t>
+      </w:r>
+      <w:proofErr w:type="spellStart"/>
+      <w:r>
+        <w:rPr>
+          <w:rFonts w:ascii="Times New Roman" w:hAnsi="Times New Roman" w:cs="Times New Roman"/>
+          <w:sz w:val="24"/>
+          <w:szCs w:val="24"/>
+        </w:rPr>
+        <w:t>sjoin</w:t>
+      </w:r>
+      <w:proofErr w:type="spellEnd"/>
+      <w:r>
+        <w:rPr>
+          <w:rFonts w:ascii="Times New Roman" w:hAnsi="Times New Roman" w:cs="Times New Roman"/>
+          <w:sz w:val="24"/>
+          <w:szCs w:val="24"/>
+        </w:rPr>
+        <w:t>) and data harmonization algorithm.</w:t>
       </w:r>
     </w:p>
     <w:p>
       <w:pPr>
-        <w:spacing w:after="0"/>
-        <w:jc w:val="both"/>
+        <w:rPr>
+          <w:rFonts w:ascii="Times New Roman" w:eastAsia="新細明體" w:hAnsi="Times New Roman" w:cs="Times New Roman"/>
+          <w:sz w:val="24"/>
+          <w:szCs w:val="24"/>
+          <w:lang w:eastAsia="zh-TW"/>
+        </w:rPr>
       </w:pPr>
       <w:r>
-        <w:t>o Output: Interactive ma</w:t>
+        <w:rPr>
+          <w:rFonts w:ascii="Times New Roman" w:hAnsi="Times New Roman" w:cs="Times New Roman"/>
+          <w:sz w:val="24"/>
+          <w:szCs w:val="24"/>
+        </w:rPr>
+        <w:t>•</w:t>
       </w:r>
       <w:r>
-        <w:t>p showing canopy coverage, rankings, and priority zones.</w:t>
+        <w:rPr>
+          <w:rFonts w:ascii="Times New Roman" w:hAnsi="Times New Roman" w:cs="Times New Roman"/>
+          <w:sz w:val="24"/>
+          <w:szCs w:val="24"/>
+        </w:rPr>
+        <w:t xml:space="preserve"> Output: A unified, cross-municipal data platform that matches single trees and canopy layers into a single map.</w:t>
       </w:r>
     </w:p>
     <w:p>
       <w:pPr>
-        <w:spacing w:after="0"/>
-        <w:jc w:val="both"/>
+        <w:rPr>
+          <w:rFonts w:ascii="Times New Roman" w:eastAsia="新細明體" w:hAnsi="Times New Roman" w:cs="Times New Roman" w:hint="eastAsia"/>
+          <w:sz w:val="24"/>
+          <w:szCs w:val="24"/>
+          <w:lang w:eastAsia="zh-TW"/>
+        </w:rPr>
+      </w:pPr>
+    </w:p>
+    <w:p>
+      <w:pPr>
+        <w:rPr>
+          <w:rFonts w:ascii="Times New Roman" w:hAnsi="Times New Roman" w:cs="Times New Roman"/>
+          <w:sz w:val="24"/>
+          <w:szCs w:val="24"/>
+        </w:rPr>
       </w:pPr>
       <w:r>
+        <w:rPr>
+          <w:rFonts w:ascii="Times New Roman" w:hAnsi="Times New Roman" w:cs="Times New Roman" w:hint="eastAsia"/>
+          <w:sz w:val="24"/>
+          <w:szCs w:val="24"/>
+        </w:rPr>
+        <w:t>4</w:t>
+      </w:r>
+      <w:r>
+        <w:rPr>
+          <w:rFonts w:ascii="Times New Roman" w:hAnsi="Times New Roman" w:cs="Times New Roman"/>
+          <w:sz w:val="24"/>
+          <w:szCs w:val="24"/>
+        </w:rPr>
+        <w:t xml:space="preserve">. </w:t>
+      </w:r>
+      <w:r>
+        <w:rPr>
+          <w:rFonts w:ascii="Times New Roman" w:hAnsi="Times New Roman" w:cs="Times New Roman"/>
+          <w:sz w:val="24"/>
+          <w:szCs w:val="24"/>
+        </w:rPr>
+        <w:t>Canopy Equity &amp; Real-time Analytics</w:t>
+      </w:r>
+      <w:r>
+        <w:rPr>
+          <w:rFonts w:ascii="Times New Roman" w:hAnsi="Times New Roman" w:cs="Times New Roman"/>
+          <w:sz w:val="24"/>
+          <w:szCs w:val="24"/>
+        </w:rPr>
+        <w:t>:</w:t>
+      </w:r>
+    </w:p>
+    <w:p>
+      <w:pPr>
+        <w:rPr>
+          <w:rFonts w:ascii="Times New Roman" w:hAnsi="Times New Roman" w:cs="Times New Roman"/>
+          <w:sz w:val="24"/>
+          <w:szCs w:val="24"/>
+        </w:rPr>
+      </w:pPr>
+      <w:r>
+        <w:rPr>
+          <w:rFonts w:ascii="Times New Roman" w:hAnsi="Times New Roman" w:cs="Times New Roman"/>
+          <w:sz w:val="24"/>
+          <w:szCs w:val="24"/>
+        </w:rPr>
+        <w:t>•</w:t>
+      </w:r>
+      <w:r>
+        <w:rPr>
+          <w:rFonts w:ascii="Times New Roman" w:hAnsi="Times New Roman" w:cs="Times New Roman"/>
+          <w:sz w:val="24"/>
+          <w:szCs w:val="24"/>
+        </w:rPr>
+        <w:t xml:space="preserve"> Data sources: </w:t>
+      </w:r>
+      <w:r>
+        <w:rPr>
+          <w:rFonts w:ascii="Times New Roman" w:hAnsi="Times New Roman" w:cs="Times New Roman"/>
+          <w:sz w:val="24"/>
+          <w:szCs w:val="24"/>
+        </w:rPr>
+        <w:t>Socio-economic vulnerability index, Environmentally Sensitive Policy Area (ESPA) layers, and real-time 311 citizen reports.</w:t>
+      </w:r>
+    </w:p>
+    <w:p>
+      <w:pPr>
+        <w:rPr>
+          <w:rFonts w:ascii="Times New Roman" w:hAnsi="Times New Roman" w:cs="Times New Roman"/>
+          <w:sz w:val="24"/>
+          <w:szCs w:val="24"/>
+        </w:rPr>
+      </w:pPr>
+      <w:r>
+        <w:rPr>
+          <w:rFonts w:ascii="Times New Roman" w:hAnsi="Times New Roman" w:cs="Times New Roman"/>
+          <w:sz w:val="24"/>
+          <w:szCs w:val="24"/>
+        </w:rPr>
+        <w:t>•</w:t>
+      </w:r>
+      <w:r>
+        <w:rPr>
+          <w:rFonts w:ascii="Times New Roman" w:hAnsi="Times New Roman" w:cs="Times New Roman"/>
+          <w:sz w:val="24"/>
+          <w:szCs w:val="24"/>
+        </w:rPr>
+        <w:t xml:space="preserve"> AI tool: </w:t>
+      </w:r>
+      <w:r>
+        <w:rPr>
+          <w:rFonts w:ascii="Times New Roman" w:hAnsi="Times New Roman" w:cs="Times New Roman"/>
+          <w:sz w:val="24"/>
+          <w:szCs w:val="24"/>
+        </w:rPr>
+        <w:t>Multi-criteria decision dashboard with real-time risk evaluation</w:t>
+      </w:r>
+      <w:r>
+        <w:rPr>
+          <w:rFonts w:ascii="Times New Roman" w:hAnsi="Times New Roman" w:cs="Times New Roman"/>
+          <w:sz w:val="24"/>
+          <w:szCs w:val="24"/>
+        </w:rPr>
+        <w:t>.</w:t>
+      </w:r>
+    </w:p>
+    <w:p>
+      <w:pPr>
+        <w:rPr>
+          <w:rFonts w:ascii="Times New Roman" w:eastAsia="新細明體" w:hAnsi="Times New Roman" w:cs="Times New Roman" w:hint="eastAsia"/>
+          <w:sz w:val="24"/>
+          <w:szCs w:val="24"/>
+          <w:lang w:eastAsia="zh-TW"/>
+        </w:rPr>
+      </w:pPr>
+      <w:r>
+        <w:rPr>
+          <w:rFonts w:ascii="Times New Roman" w:hAnsi="Times New Roman" w:cs="Times New Roman"/>
+          <w:sz w:val="24"/>
+          <w:szCs w:val="24"/>
+        </w:rPr>
+        <w:t>•</w:t>
+      </w:r>
+      <w:r>
+        <w:rPr>
+          <w:rFonts w:ascii="Times New Roman" w:hAnsi="Times New Roman" w:cs="Times New Roman"/>
+          <w:sz w:val="24"/>
+          <w:szCs w:val="24"/>
+        </w:rPr>
+        <w:t xml:space="preserve"> Output: </w:t>
+      </w:r>
+      <w:r>
+        <w:rPr>
+          <w:rFonts w:ascii="Times New Roman" w:hAnsi="Times New Roman" w:cs="Times New Roman"/>
+          <w:sz w:val="24"/>
+          <w:szCs w:val="24"/>
+        </w:rPr>
+        <w:t>An interactive equity dashboard that directs new resources to low-income, low-canopy neighborhoods first, while speeding up storm response</w:t>
+      </w:r>
+      <w:r>
+        <w:rPr>
+          <w:rFonts w:ascii="Times New Roman" w:hAnsi="Times New Roman" w:cs="Times New Roman"/>
+          <w:sz w:val="24"/>
+          <w:szCs w:val="24"/>
+        </w:rPr>
+        <w:t>.</w:t>
+      </w:r>
+    </w:p>
+    <w:p>
+      <w:pPr>
+        <w:rPr>
+          <w:rFonts w:ascii="Times New Roman" w:eastAsia="新細明體" w:hAnsi="Times New Roman" w:cs="Times New Roman"/>
+          <w:b/>
+          <w:bCs/>
+          <w:sz w:val="24"/>
+          <w:szCs w:val="24"/>
+          <w:lang w:eastAsia="zh-TW"/>
+        </w:rPr>
+      </w:pPr>
+      <w:r>
+        <w:rPr>
+          <w:rFonts w:ascii="Times New Roman" w:hAnsi="Times New Roman" w:cs="Times New Roman"/>
+          <w:b/>
+          <w:bCs/>
+          <w:sz w:val="24"/>
+          <w:szCs w:val="24"/>
+        </w:rPr>
+        <w:lastRenderedPageBreak/>
         <w:t>Outcomes:</w:t>
       </w:r>
     </w:p>
     <w:p>
       <w:pPr>
-        <w:spacing w:after="0"/>
-        <w:jc w:val="both"/>
+        <w:rPr>
+          <w:rFonts w:ascii="Times New Roman" w:eastAsia="新細明體" w:hAnsi="Times New Roman" w:cs="Times New Roman"/>
+          <w:sz w:val="24"/>
+          <w:szCs w:val="24"/>
+          <w:lang w:eastAsia="zh-TW"/>
+        </w:rPr>
       </w:pPr>
       <w:r>
-        <w:t>• Improved allocation of municipal forestry budgets.</w:t>
+        <w:rPr>
+          <w:rFonts w:ascii="Times New Roman" w:hAnsi="Times New Roman" w:cs="Times New Roman"/>
+          <w:sz w:val="24"/>
+          <w:szCs w:val="24"/>
+        </w:rPr>
+        <w:t xml:space="preserve">• </w:t>
+      </w:r>
+      <w:r>
+        <w:rPr>
+          <w:rFonts w:ascii="Times New Roman" w:hAnsi="Times New Roman" w:cs="Times New Roman"/>
+          <w:b/>
+          <w:bCs/>
+          <w:sz w:val="24"/>
+          <w:szCs w:val="24"/>
+        </w:rPr>
+        <w:t>Reduce budget waste by 25%</w:t>
+      </w:r>
+      <w:r>
+        <w:rPr>
+          <w:rFonts w:ascii="Times New Roman" w:hAnsi="Times New Roman" w:cs="Times New Roman"/>
+          <w:sz w:val="24"/>
+          <w:szCs w:val="24"/>
+        </w:rPr>
+        <w:t xml:space="preserve"> through precision asset targeting.</w:t>
       </w:r>
     </w:p>
     <w:p>
       <w:pPr>
-        <w:spacing w:after="0"/>
-        <w:jc w:val="both"/>
+        <w:rPr>
+          <w:rFonts w:ascii="Times New Roman" w:eastAsia="新細明體" w:hAnsi="Times New Roman" w:cs="Times New Roman" w:hint="eastAsia"/>
+          <w:sz w:val="24"/>
+          <w:szCs w:val="24"/>
+          <w:lang w:eastAsia="zh-TW"/>
+        </w:rPr>
       </w:pPr>
       <w:r>
-        <w:lastRenderedPageBreak/>
-        <w:t>• More equitable distribution of urban canopy benefits.</w:t>
+        <w:rPr>
+          <w:rFonts w:ascii="Times New Roman" w:hAnsi="Times New Roman" w:cs="Times New Roman"/>
+          <w:sz w:val="24"/>
+          <w:szCs w:val="24"/>
+        </w:rPr>
+        <w:t>•</w:t>
+      </w:r>
+      <w:r>
+        <w:rPr>
+          <w:rFonts w:ascii="Times New Roman" w:hAnsi="Times New Roman" w:cs="Times New Roman"/>
+          <w:b/>
+          <w:bCs/>
+          <w:sz w:val="24"/>
+          <w:szCs w:val="24"/>
+        </w:rPr>
+        <w:t>Increase canopy coverage by 15%</w:t>
+      </w:r>
+      <w:r>
+        <w:rPr>
+          <w:rFonts w:ascii="Times New Roman" w:hAnsi="Times New Roman" w:cs="Times New Roman"/>
+          <w:sz w:val="24"/>
+          <w:szCs w:val="24"/>
+        </w:rPr>
+        <w:t xml:space="preserve"> in historically underserved areas within 3 years.</w:t>
       </w:r>
     </w:p>
     <w:p>
       <w:pPr>
-        <w:spacing w:after="0"/>
-        <w:jc w:val="both"/>
+        <w:rPr>
+          <w:rFonts w:ascii="Times New Roman" w:eastAsia="新細明體" w:hAnsi="Times New Roman" w:cs="Times New Roman"/>
+          <w:b/>
+          <w:bCs/>
+          <w:sz w:val="24"/>
+          <w:szCs w:val="24"/>
+          <w:lang w:eastAsia="zh-TW"/>
+        </w:rPr>
       </w:pPr>
       <w:r>
-        <w:t>• Reduced environmental stress in underserved neighbourhoods.</w:t>
+        <w:rPr>
+          <w:rFonts w:ascii="Times New Roman" w:hAnsi="Times New Roman" w:cs="Times New Roman"/>
+          <w:sz w:val="24"/>
+          <w:szCs w:val="24"/>
+        </w:rPr>
+        <w:t>•</w:t>
+      </w:r>
+      <w:r>
+        <w:rPr>
+          <w:rFonts w:ascii="Times New Roman" w:hAnsi="Times New Roman" w:cs="Times New Roman"/>
+          <w:b/>
+          <w:bCs/>
+          <w:sz w:val="24"/>
+          <w:szCs w:val="24"/>
+        </w:rPr>
+        <w:t>Lower average summer surface temperature by 1.8°C</w:t>
+      </w:r>
+      <w:r>
+        <w:rPr>
+          <w:rFonts w:ascii="Times New Roman" w:hAnsi="Times New Roman" w:cs="Times New Roman"/>
+          <w:sz w:val="24"/>
+          <w:szCs w:val="24"/>
+        </w:rPr>
+        <w:t xml:space="preserve"> in high-priority heat islands.</w:t>
       </w:r>
     </w:p>
     <w:p>
       <w:pPr>
-        <w:spacing w:after="0"/>
-        <w:jc w:val="both"/>
+        <w:rPr>
+          <w:rFonts w:ascii="Times New Roman" w:eastAsia="新細明體" w:hAnsi="Times New Roman" w:cs="Times New Roman"/>
+          <w:sz w:val="24"/>
+          <w:szCs w:val="24"/>
+          <w:lang w:eastAsia="zh-TW"/>
+        </w:rPr>
       </w:pPr>
       <w:r>
-        <w:t xml:space="preserve">• Faster and </w:t>
+        <w:rPr>
+          <w:rFonts w:ascii="Times New Roman" w:hAnsi="Times New Roman" w:cs="Times New Roman"/>
+          <w:sz w:val="24"/>
+          <w:szCs w:val="24"/>
+        </w:rPr>
+        <w:t>•</w:t>
       </w:r>
       <w:r>
-        <w:t>more consistent planning decisions.</w:t>
+        <w:rPr>
+          <w:rFonts w:ascii="Times New Roman" w:hAnsi="Times New Roman" w:cs="Times New Roman"/>
+          <w:b/>
+          <w:bCs/>
+          <w:sz w:val="24"/>
+          <w:szCs w:val="24"/>
+        </w:rPr>
+        <w:t>Reduce planning and site evaluation time by 80%</w:t>
+      </w:r>
+      <w:r>
+        <w:rPr>
+          <w:rFonts w:ascii="Times New Roman" w:hAnsi="Times New Roman" w:cs="Times New Roman"/>
+          <w:sz w:val="24"/>
+          <w:szCs w:val="24"/>
+        </w:rPr>
+        <w:t xml:space="preserve"> (from 14 days down to 48 hours).</w:t>
       </w:r>
     </w:p>
     <w:p>
       <w:pPr>
-        <w:spacing w:after="0"/>
-        <w:jc w:val="both"/>
+        <w:rPr>
+          <w:rFonts w:ascii="Times New Roman" w:eastAsia="新細明體" w:hAnsi="Times New Roman" w:cs="Times New Roman" w:hint="eastAsia"/>
+          <w:b/>
+          <w:bCs/>
+          <w:sz w:val="24"/>
+          <w:szCs w:val="24"/>
+          <w:lang w:eastAsia="zh-TW"/>
+        </w:rPr>
       </w:pPr>
       <w:r>
-        <w:t>• Better long-term management of municipal tree assets.</w:t>
+        <w:rPr>
+          <w:rFonts w:ascii="Times New Roman" w:hAnsi="Times New Roman" w:cs="Times New Roman"/>
+          <w:sz w:val="24"/>
+          <w:szCs w:val="24"/>
+        </w:rPr>
+        <w:t>•</w:t>
+      </w:r>
+      <w:r>
+        <w:rPr>
+          <w:rFonts w:ascii="Times New Roman" w:eastAsia="新細明體" w:hAnsi="Times New Roman" w:cs="Times New Roman"/>
+          <w:b/>
+          <w:bCs/>
+          <w:sz w:val="24"/>
+          <w:szCs w:val="24"/>
+          <w:lang w:eastAsia="zh-TW"/>
+        </w:rPr>
+        <w:t>Decrease emergency storm response costs by 35% through proactive trimming.</w:t>
       </w:r>
     </w:p>
     <w:sectPr>
@@ -375,7 +1187,7 @@
 </file>
 
 <file path=word/numbering.xml><?xml version="1.0" encoding="utf-8"?>
-<w:numbering xmlns:wpc="http://schemas.microsoft.com/office/word/2010/wordprocessingCanvas" xmlns:cx="http://schemas.microsoft.com/office/drawing/2014/chartex" xmlns:cx1="http://schemas.microsoft.com/office/drawing/2015/9/8/chartex" xmlns:cx2="http://schemas.microsoft.com/office/drawing/2015/10/21/chartex" xmlns:cx3="http://schemas.microsoft.com/office/drawing/2016/5/9/chartex" xmlns:cx4="http://schemas.microsoft.com/office/drawing/2016/5/10/chartex" xmlns:cx5="http://schemas.microsoft.com/office/drawing/2016/5/11/chartex" xmlns:cx6="http://schemas.microsoft.com/office/drawing/2016/5/12/chartex" xmlns:cx7="http://schemas.microsoft.com/office/drawing/2016/5/13/chartex" xmlns:cx8="http://schemas.microsoft.com/office/drawing/2016/5/14/chartex" xmlns:mc="http://schemas.openxmlformats.org/markup-compatibility/2006" xmlns:aink="http://schemas.microsoft.com/office/drawing/2016/ink" xmlns:am3d="http://schemas.microsoft.com/office/drawing/2017/model3d" xmlns:o="urn:schemas-microsoft-com:office:office" xmlns:r="http://schemas.openxmlformats.org/officeDocument/2006/relationships" xmlns:m="http://schemas.openxmlformats.org/officeDocument/2006/math" xmlns:v="urn:schemas-microsoft-com:vml" xmlns:wp14="http://schemas.microsoft.com/office/word/2010/wordprocessingDrawing" xmlns:wp="http://schemas.openxmlformats.org/drawingml/2006/wordprocessingDrawing" xmlns:w10="urn:schemas-microsoft-com:office:word" xmlns:w="http://schemas.openxmlformats.org/wordprocessingml/2006/main" xmlns:w14="http://schemas.microsoft.com/office/word/2010/wordml" xmlns:w15="http://schemas.microsoft.com/office/word/2012/wordml" xmlns:w16cex="http://schemas.microsoft.com/office/word/2018/wordml/cex" xmlns:w16cid="http://schemas.microsoft.com/office/word/2016/wordml/cid" xmlns:w16="http://schemas.microsoft.com/office/word/2018/wordml" xmlns:w16sdtdh="http://schemas.microsoft.com/office/word/2020/wordml/sdtdatahash" xmlns:w16se="http://schemas.microsoft.com/office/word/2015/wordml/symex" xmlns:wpg="http://schemas.microsoft.com/office/word/2010/wordprocessingGroup" xmlns:wpi="http://schemas.microsoft.com/office/word/2010/wordprocessingInk" xmlns:wne="http://schemas.microsoft.com/office/word/2006/wordml" xmlns:wps="http://schemas.microsoft.com/office/word/2010/wordprocessingShape" mc:Ignorable="w14 w15 w16se w16cid w16 w16cex w16sdtdh wp14">
+<w:numbering xmlns:wpc="http://schemas.microsoft.com/office/word/2010/wordprocessingCanvas" xmlns:cx="http://schemas.microsoft.com/office/drawing/2014/chartex" xmlns:cx1="http://schemas.microsoft.com/office/drawing/2015/9/8/chartex" xmlns:cx2="http://schemas.microsoft.com/office/drawing/2015/10/21/chartex" xmlns:cx3="http://schemas.microsoft.com/office/drawing/2016/5/9/chartex" xmlns:cx4="http://schemas.microsoft.com/office/drawing/2016/5/10/chartex" xmlns:cx5="http://schemas.microsoft.com/office/drawing/2016/5/11/chartex" xmlns:cx6="http://schemas.microsoft.com/office/drawing/2016/5/12/chartex" xmlns:cx7="http://schemas.microsoft.com/office/drawing/2016/5/13/chartex" xmlns:cx8="http://schemas.microsoft.com/office/drawing/2016/5/14/chartex" xmlns:mc="http://schemas.openxmlformats.org/markup-compatibility/2006" xmlns:aink="http://schemas.microsoft.com/office/drawing/2016/ink" xmlns:am3d="http://schemas.microsoft.com/office/drawing/2017/model3d" xmlns:o="urn:schemas-microsoft-com:office:office" xmlns:oel="http://schemas.microsoft.com/office/2019/extlst" xmlns:r="http://schemas.openxmlformats.org/officeDocument/2006/relationships" xmlns:m="http://schemas.openxmlformats.org/officeDocument/2006/math" xmlns:v="urn:schemas-microsoft-com:vml" xmlns:wp14="http://schemas.microsoft.com/office/word/2010/wordprocessingDrawing" xmlns:wp="http://schemas.openxmlformats.org/drawingml/2006/wordprocessingDrawing" xmlns:w10="urn:schemas-microsoft-com:office:word" xmlns:w="http://schemas.openxmlformats.org/wordprocessingml/2006/main" xmlns:w14="http://schemas.microsoft.com/office/word/2010/wordml" xmlns:w15="http://schemas.microsoft.com/office/word/2012/wordml" xmlns:w16cex="http://schemas.microsoft.com/office/word/2018/wordml/cex" xmlns:w16cid="http://schemas.microsoft.com/office/word/2016/wordml/cid" xmlns:w16="http://schemas.microsoft.com/office/word/2018/wordml" xmlns:w16sdtdh="http://schemas.microsoft.com/office/word/2020/wordml/sdtdatahash" xmlns:w16se="http://schemas.microsoft.com/office/word/2015/wordml/symex" xmlns:wpg="http://schemas.microsoft.com/office/word/2010/wordprocessingGroup" xmlns:wpi="http://schemas.microsoft.com/office/word/2010/wordprocessingInk" xmlns:wne="http://schemas.microsoft.com/office/word/2006/wordml" xmlns:wps="http://schemas.microsoft.com/office/word/2010/wordprocessingShape" mc:Ignorable="w14 w15 w16se w16cid w16 w16cex w16sdtdh wp14">
   <w:abstractNum w:abstractNumId="0" w15:restartNumberingAfterBreak="0">
     <w:nsid w:val="FFFFFF7C"/>
     <w:multiLevelType w:val="singleLevel"/>
@@ -547,31 +1359,31 @@
       </w:rPr>
     </w:lvl>
   </w:abstractNum>
-  <w:num w:numId="1">
+  <w:num w:numId="1" w16cid:durableId="1437554238">
     <w:abstractNumId w:val="8"/>
   </w:num>
-  <w:num w:numId="2">
+  <w:num w:numId="2" w16cid:durableId="395476031">
     <w:abstractNumId w:val="6"/>
   </w:num>
-  <w:num w:numId="3">
+  <w:num w:numId="3" w16cid:durableId="1744833145">
     <w:abstractNumId w:val="5"/>
   </w:num>
-  <w:num w:numId="4">
+  <w:num w:numId="4" w16cid:durableId="1336571910">
     <w:abstractNumId w:val="4"/>
   </w:num>
-  <w:num w:numId="5">
+  <w:num w:numId="5" w16cid:durableId="1481654519">
     <w:abstractNumId w:val="7"/>
   </w:num>
-  <w:num w:numId="6">
+  <w:num w:numId="6" w16cid:durableId="847793171">
     <w:abstractNumId w:val="3"/>
   </w:num>
-  <w:num w:numId="7">
+  <w:num w:numId="7" w16cid:durableId="713192827">
     <w:abstractNumId w:val="2"/>
   </w:num>
-  <w:num w:numId="8">
+  <w:num w:numId="8" w16cid:durableId="1886479209">
     <w:abstractNumId w:val="1"/>
   </w:num>
-  <w:num w:numId="9">
+  <w:num w:numId="9" w16cid:durableId="1176652236">
     <w:abstractNumId w:val="0"/>
   </w:num>
 </w:numbering>
@@ -862,11 +1674,6 @@
     <w:lsdException w:name="Book Title" w:uiPriority="33" w:qFormat="1"/>
     <w:lsdException w:name="Bibliography" w:semiHidden="1" w:uiPriority="37" w:unhideWhenUsed="1"/>
     <w:lsdException w:name="TOC Heading" w:semiHidden="1" w:uiPriority="39" w:unhideWhenUsed="1" w:qFormat="1"/>
-    <w:lsdException w:name="Plain Table 5" w:semiHidden="1" w:unhideWhenUsed="1"/>
-    <w:lsdException w:name="Grid Table Light" w:semiHidden="1" w:unhideWhenUsed="1"/>
-    <w:lsdException w:name="Grid Table 1 Light" w:semiHidden="1" w:unhideWhenUsed="1"/>
-    <w:lsdException w:name="Grid Table 2" w:semiHidden="1" w:unhideWhenUsed="1"/>
-    <w:lsdException w:name="Grid Table 3" w:semiHidden="1" w:unhideWhenUsed="1"/>
     <w:lsdException w:name="Grid Table 4" w:uiPriority="49"/>
     <w:lsdException w:name="Grid Table 5 Dark" w:uiPriority="50"/>
     <w:lsdException w:name="Grid Table 6 Colorful" w:uiPriority="51"/>
@@ -1185,7 +1992,6 @@
   <w:style w:type="character" w:default="1" w:styleId="a2">
     <w:name w:val="Default Paragraph Font"/>
     <w:uiPriority w:val="1"/>
-    <w:semiHidden/>
     <w:unhideWhenUsed/>
   </w:style>
   <w:style w:type="table" w:default="1" w:styleId="a3">

--- a/Case_Study_Canopy.docx
+++ b/Case_Study_Canopy.docx
@@ -104,7 +104,7 @@
       <w:pPr>
         <w:jc w:val="both"/>
         <w:rPr>
-          <w:rFonts w:ascii="Times New Roman" w:eastAsia="新細明體" w:hAnsi="Times New Roman" w:cs="Times New Roman" w:hint="eastAsia"/>
+          <w:rFonts w:ascii="Times New Roman" w:eastAsia="新細明體" w:hAnsi="Times New Roman" w:cs="Times New Roman"/>
           <w:sz w:val="24"/>
           <w:szCs w:val="24"/>
           <w:lang w:eastAsia="zh-TW"/>
@@ -204,7 +204,7 @@
     <w:p>
       <w:pPr>
         <w:rPr>
-          <w:rFonts w:ascii="Times New Roman" w:eastAsia="新細明體" w:hAnsi="Times New Roman" w:cs="Times New Roman" w:hint="eastAsia"/>
+          <w:rFonts w:ascii="Times New Roman" w:eastAsia="新細明體" w:hAnsi="Times New Roman" w:cs="Times New Roman"/>
           <w:sz w:val="24"/>
           <w:szCs w:val="24"/>
           <w:lang w:eastAsia="zh-TW"/>
@@ -282,7 +282,7 @@
     <w:p>
       <w:pPr>
         <w:rPr>
-          <w:rFonts w:ascii="Times New Roman" w:eastAsia="新細明體" w:hAnsi="Times New Roman" w:cs="Times New Roman" w:hint="eastAsia"/>
+          <w:rFonts w:ascii="Times New Roman" w:eastAsia="新細明體" w:hAnsi="Times New Roman" w:cs="Times New Roman"/>
           <w:sz w:val="24"/>
           <w:szCs w:val="24"/>
           <w:lang w:eastAsia="zh-TW"/>
@@ -323,7 +323,7 @@
     <w:p>
       <w:pPr>
         <w:rPr>
-          <w:rFonts w:ascii="Times New Roman" w:eastAsia="新細明體" w:hAnsi="Times New Roman" w:cs="Times New Roman" w:hint="eastAsia"/>
+          <w:rFonts w:ascii="Times New Roman" w:eastAsia="新細明體" w:hAnsi="Times New Roman" w:cs="Times New Roman"/>
           <w:b/>
           <w:bCs/>
           <w:sz w:val="24"/>
@@ -379,15 +379,7 @@
           <w:sz w:val="24"/>
           <w:szCs w:val="24"/>
         </w:rPr>
-        <w:t>•</w:t>
-      </w:r>
-      <w:r>
-        <w:rPr>
-          <w:rFonts w:ascii="Times New Roman" w:hAnsi="Times New Roman" w:cs="Times New Roman"/>
-          <w:sz w:val="24"/>
-          <w:szCs w:val="24"/>
-        </w:rPr>
-        <w:t xml:space="preserve"> Data sources: Municipal tree inventory, GIS canopy datasets, neighbourhood boundaries.</w:t>
+        <w:t>• Data sources: Municipal tree inventory, GIS canopy datasets, neighbourhood boundaries.</w:t>
       </w:r>
     </w:p>
     <w:p>
@@ -439,15 +431,7 @@
           <w:sz w:val="24"/>
           <w:szCs w:val="24"/>
         </w:rPr>
-        <w:t>•</w:t>
-      </w:r>
-      <w:r>
-        <w:rPr>
-          <w:rFonts w:ascii="Times New Roman" w:hAnsi="Times New Roman" w:cs="Times New Roman"/>
-          <w:sz w:val="24"/>
-          <w:szCs w:val="24"/>
-        </w:rPr>
-        <w:t xml:space="preserve"> Output: Ranked list of streets or </w:t>
+        <w:t xml:space="preserve">• Output: Ranked list of streets or </w:t>
       </w:r>
       <w:r>
         <w:rPr>
@@ -469,7 +453,7 @@
     <w:p>
       <w:pPr>
         <w:rPr>
-          <w:rFonts w:ascii="Times New Roman" w:eastAsia="新細明體" w:hAnsi="Times New Roman" w:cs="Times New Roman" w:hint="eastAsia"/>
+          <w:rFonts w:ascii="Times New Roman" w:eastAsia="新細明體" w:hAnsi="Times New Roman" w:cs="Times New Roman"/>
           <w:sz w:val="24"/>
           <w:szCs w:val="24"/>
           <w:lang w:eastAsia="zh-TW"/>
@@ -523,15 +507,7 @@
           <w:sz w:val="24"/>
           <w:szCs w:val="24"/>
         </w:rPr>
-        <w:t>•</w:t>
-      </w:r>
-      <w:r>
-        <w:rPr>
-          <w:rFonts w:ascii="Times New Roman" w:hAnsi="Times New Roman" w:cs="Times New Roman"/>
-          <w:sz w:val="24"/>
-          <w:szCs w:val="24"/>
-        </w:rPr>
-        <w:t xml:space="preserve"> Data sources: </w:t>
+        <w:t xml:space="preserve">• Data sources: </w:t>
       </w:r>
       <w:r>
         <w:rPr>
@@ -556,15 +532,7 @@
           <w:sz w:val="24"/>
           <w:szCs w:val="24"/>
         </w:rPr>
-        <w:t>•</w:t>
-      </w:r>
-      <w:r>
-        <w:rPr>
-          <w:rFonts w:ascii="Times New Roman" w:hAnsi="Times New Roman" w:cs="Times New Roman"/>
-          <w:sz w:val="24"/>
-          <w:szCs w:val="24"/>
-        </w:rPr>
-        <w:t xml:space="preserve"> AI model: </w:t>
+        <w:t xml:space="preserve">• AI model: </w:t>
       </w:r>
       <w:r>
         <w:rPr>
@@ -598,15 +566,7 @@
           <w:sz w:val="24"/>
           <w:szCs w:val="24"/>
         </w:rPr>
-        <w:t>•</w:t>
-      </w:r>
-      <w:r>
-        <w:rPr>
-          <w:rFonts w:ascii="Times New Roman" w:hAnsi="Times New Roman" w:cs="Times New Roman"/>
-          <w:sz w:val="24"/>
-          <w:szCs w:val="24"/>
-        </w:rPr>
-        <w:t xml:space="preserve"> Output: </w:t>
+        <w:t xml:space="preserve">• Output: </w:t>
       </w:r>
       <w:r>
         <w:rPr>
@@ -812,7 +772,7 @@
     <w:p>
       <w:pPr>
         <w:rPr>
-          <w:rFonts w:ascii="Times New Roman" w:eastAsia="新細明體" w:hAnsi="Times New Roman" w:cs="Times New Roman" w:hint="eastAsia"/>
+          <w:rFonts w:ascii="Times New Roman" w:eastAsia="新細明體" w:hAnsi="Times New Roman" w:cs="Times New Roman"/>
           <w:sz w:val="24"/>
           <w:szCs w:val="24"/>
           <w:lang w:eastAsia="zh-TW"/>
@@ -874,15 +834,7 @@
           <w:sz w:val="24"/>
           <w:szCs w:val="24"/>
         </w:rPr>
-        <w:t>•</w:t>
-      </w:r>
-      <w:r>
-        <w:rPr>
-          <w:rFonts w:ascii="Times New Roman" w:hAnsi="Times New Roman" w:cs="Times New Roman"/>
-          <w:sz w:val="24"/>
-          <w:szCs w:val="24"/>
-        </w:rPr>
-        <w:t xml:space="preserve"> Data sources: </w:t>
+        <w:t xml:space="preserve">• Data sources: </w:t>
       </w:r>
       <w:r>
         <w:rPr>
@@ -907,15 +859,7 @@
           <w:sz w:val="24"/>
           <w:szCs w:val="24"/>
         </w:rPr>
-        <w:t>•</w:t>
-      </w:r>
-      <w:r>
-        <w:rPr>
-          <w:rFonts w:ascii="Times New Roman" w:hAnsi="Times New Roman" w:cs="Times New Roman"/>
-          <w:sz w:val="24"/>
-          <w:szCs w:val="24"/>
-        </w:rPr>
-        <w:t xml:space="preserve"> AI tool: </w:t>
+        <w:t xml:space="preserve">• AI tool: </w:t>
       </w:r>
       <w:r>
         <w:rPr>
@@ -937,7 +881,7 @@
     <w:p>
       <w:pPr>
         <w:rPr>
-          <w:rFonts w:ascii="Times New Roman" w:eastAsia="新細明體" w:hAnsi="Times New Roman" w:cs="Times New Roman" w:hint="eastAsia"/>
+          <w:rFonts w:ascii="Times New Roman" w:eastAsia="新細明體" w:hAnsi="Times New Roman" w:cs="Times New Roman"/>
           <w:sz w:val="24"/>
           <w:szCs w:val="24"/>
           <w:lang w:eastAsia="zh-TW"/>
@@ -949,15 +893,7 @@
           <w:sz w:val="24"/>
           <w:szCs w:val="24"/>
         </w:rPr>
-        <w:t>•</w:t>
-      </w:r>
-      <w:r>
-        <w:rPr>
-          <w:rFonts w:ascii="Times New Roman" w:hAnsi="Times New Roman" w:cs="Times New Roman"/>
-          <w:sz w:val="24"/>
-          <w:szCs w:val="24"/>
-        </w:rPr>
-        <w:t xml:space="preserve"> Output: </w:t>
+        <w:t xml:space="preserve">• Output: </w:t>
       </w:r>
       <w:r>
         <w:rPr>
@@ -1038,7 +974,7 @@
     <w:p>
       <w:pPr>
         <w:rPr>
-          <w:rFonts w:ascii="Times New Roman" w:eastAsia="新細明體" w:hAnsi="Times New Roman" w:cs="Times New Roman" w:hint="eastAsia"/>
+          <w:rFonts w:ascii="Times New Roman" w:eastAsia="新細明體" w:hAnsi="Times New Roman" w:cs="Times New Roman"/>
           <w:sz w:val="24"/>
           <w:szCs w:val="24"/>
           <w:lang w:eastAsia="zh-TW"/>
@@ -1148,7 +1084,7 @@
     <w:p>
       <w:pPr>
         <w:rPr>
-          <w:rFonts w:ascii="Times New Roman" w:eastAsia="新細明體" w:hAnsi="Times New Roman" w:cs="Times New Roman" w:hint="eastAsia"/>
+          <w:rFonts w:ascii="Times New Roman" w:eastAsia="新細明體" w:hAnsi="Times New Roman" w:cs="Times New Roman"/>
           <w:b/>
           <w:bCs/>
           <w:sz w:val="24"/>
@@ -1175,6 +1111,92 @@
         </w:rPr>
         <w:t>Decrease emergency storm response costs by 35% through proactive trimming.</w:t>
       </w:r>
+    </w:p>
+    <w:p>
+      <w:pPr>
+        <w:rPr>
+          <w:rFonts w:ascii="Times New Roman" w:eastAsia="新細明體" w:hAnsi="Times New Roman" w:cs="Times New Roman"/>
+          <w:b/>
+          <w:bCs/>
+          <w:sz w:val="24"/>
+          <w:szCs w:val="24"/>
+          <w:lang w:eastAsia="zh-TW"/>
+        </w:rPr>
+      </w:pPr>
+    </w:p>
+    <w:p>
+      <w:pPr>
+        <w:rPr>
+          <w:rFonts w:ascii="Times New Roman" w:eastAsia="新細明體" w:hAnsi="Times New Roman" w:cs="Times New Roman"/>
+          <w:b/>
+          <w:bCs/>
+          <w:sz w:val="24"/>
+          <w:szCs w:val="24"/>
+          <w:lang w:eastAsia="zh-TW"/>
+        </w:rPr>
+      </w:pPr>
+      <w:proofErr w:type="spellStart"/>
+      <w:r>
+        <w:rPr>
+          <w:rFonts w:ascii="Times New Roman" w:eastAsia="新細明體" w:hAnsi="Times New Roman" w:cs="Times New Roman" w:hint="eastAsia"/>
+          <w:b/>
+          <w:bCs/>
+          <w:sz w:val="24"/>
+          <w:szCs w:val="24"/>
+          <w:lang w:eastAsia="zh-TW"/>
+        </w:rPr>
+        <w:t>Github</w:t>
+      </w:r>
+      <w:proofErr w:type="spellEnd"/>
+      <w:r>
+        <w:rPr>
+          <w:rFonts w:ascii="Times New Roman" w:eastAsia="新細明體" w:hAnsi="Times New Roman" w:cs="Times New Roman" w:hint="eastAsia"/>
+          <w:b/>
+          <w:bCs/>
+          <w:sz w:val="24"/>
+          <w:szCs w:val="24"/>
+          <w:lang w:eastAsia="zh-TW"/>
+        </w:rPr>
+        <w:t xml:space="preserve"> Link</w:t>
+      </w:r>
+    </w:p>
+    <w:p>
+      <w:pPr>
+        <w:rPr>
+          <w:rFonts w:ascii="Times New Roman" w:eastAsia="新細明體" w:hAnsi="Times New Roman" w:cs="Times New Roman"/>
+          <w:b/>
+          <w:bCs/>
+          <w:sz w:val="24"/>
+          <w:szCs w:val="24"/>
+          <w:lang w:eastAsia="zh-TW"/>
+        </w:rPr>
+      </w:pPr>
+      <w:hyperlink r:id="rId6" w:history="1">
+        <w:r>
+          <w:rPr>
+            <w:rStyle w:val="affa"/>
+            <w:rFonts w:ascii="Times New Roman" w:eastAsia="新細明體" w:hAnsi="Times New Roman" w:cs="Times New Roman"/>
+            <w:b/>
+            <w:bCs/>
+            <w:sz w:val="24"/>
+            <w:szCs w:val="24"/>
+            <w:lang w:eastAsia="zh-TW"/>
+          </w:rPr>
+          <w:t>https://github.com/caatat741213/Enhancing-Urban-Forestry-Planning-with-an-AI-Powered-Tree-Canopy-DSS.git</w:t>
+        </w:r>
+      </w:hyperlink>
+    </w:p>
+    <w:p>
+      <w:pPr>
+        <w:rPr>
+          <w:rFonts w:ascii="Times New Roman" w:eastAsia="新細明體" w:hAnsi="Times New Roman" w:cs="Times New Roman" w:hint="eastAsia"/>
+          <w:b/>
+          <w:bCs/>
+          <w:sz w:val="24"/>
+          <w:szCs w:val="24"/>
+          <w:lang w:eastAsia="zh-TW"/>
+        </w:rPr>
+      </w:pPr>
     </w:p>
     <w:sectPr>
       <w:pgSz w:w="12240" w:h="15840"/>
@@ -1992,6 +2014,7 @@
   <w:style w:type="character" w:default="1" w:styleId="a2">
     <w:name w:val="Default Paragraph Font"/>
     <w:uiPriority w:val="1"/>
+    <w:semiHidden/>
     <w:unhideWhenUsed/>
   </w:style>
   <w:style w:type="table" w:default="1" w:styleId="a3">
@@ -12767,6 +12790,29 @@
         <w:shd w:val="clear" w:color="auto" w:fill="FBCAA2" w:themeFill="accent6" w:themeFillTint="7F"/>
       </w:tcPr>
     </w:tblStylePr>
+  </w:style>
+  <w:style w:type="character" w:styleId="affa">
+    <w:name w:val="Hyperlink"/>
+    <w:basedOn w:val="a2"/>
+    <w:uiPriority w:val="99"/>
+    <w:unhideWhenUsed/>
+    <w:rsid w:val="006351A5"/>
+    <w:rPr>
+      <w:color w:val="0000FF" w:themeColor="hyperlink"/>
+      <w:u w:val="single"/>
+    </w:rPr>
+  </w:style>
+  <w:style w:type="character" w:styleId="affb">
+    <w:name w:val="Unresolved Mention"/>
+    <w:basedOn w:val="a2"/>
+    <w:uiPriority w:val="99"/>
+    <w:semiHidden/>
+    <w:unhideWhenUsed/>
+    <w:rsid w:val="006351A5"/>
+    <w:rPr>
+      <w:color w:val="605E5C"/>
+      <w:shd w:val="clear" w:color="auto" w:fill="E1DFDD"/>
+    </w:rPr>
   </w:style>
 </w:styles>
 </file>

--- a/Case_Study_Canopy.docx
+++ b/Case_Study_Canopy.docx
@@ -950,7 +950,15 @@
           <w:sz w:val="24"/>
           <w:szCs w:val="24"/>
         </w:rPr>
-        <w:t xml:space="preserve">• </w:t>
+        <w:t>•</w:t>
+      </w:r>
+      <w:r>
+        <w:rPr>
+          <w:rFonts w:ascii="Times New Roman" w:hAnsi="Times New Roman" w:cs="Times New Roman"/>
+          <w:sz w:val="24"/>
+          <w:szCs w:val="24"/>
+        </w:rPr>
+        <w:t xml:space="preserve">Eliminate systemic budget misallocation by precisely directing the $3.3M canopy fund to the </w:t>
       </w:r>
       <w:r>
         <w:rPr>
@@ -960,7 +968,7 @@
           <w:sz w:val="24"/>
           <w:szCs w:val="24"/>
         </w:rPr>
-        <w:t>Reduce budget waste by 25%</w:t>
+        <w:t>top 5 high-density risk spots</w:t>
       </w:r>
       <w:r>
         <w:rPr>
@@ -968,7 +976,7 @@
           <w:sz w:val="24"/>
           <w:szCs w:val="24"/>
         </w:rPr>
-        <w:t xml:space="preserve"> through precision asset targeting.</w:t>
+        <w:t xml:space="preserve"> before the storm season hits.</w:t>
       </w:r>
     </w:p>
     <w:p>
@@ -991,12 +999,20 @@
       <w:r>
         <w:rPr>
           <w:rFonts w:ascii="Times New Roman" w:hAnsi="Times New Roman" w:cs="Times New Roman"/>
+          <w:sz w:val="24"/>
+          <w:szCs w:val="24"/>
+        </w:rPr>
+        <w:t xml:space="preserve">Lower annual storm response liabilities by </w:t>
+      </w:r>
+      <w:r>
+        <w:rPr>
+          <w:rFonts w:ascii="Times New Roman" w:hAnsi="Times New Roman" w:cs="Times New Roman"/>
           <w:b/>
           <w:bCs/>
           <w:sz w:val="24"/>
           <w:szCs w:val="24"/>
         </w:rPr>
-        <w:t>Increase canopy coverage by 15%</w:t>
+        <w:t>35%</w:t>
       </w:r>
       <w:r>
         <w:rPr>
@@ -1004,15 +1020,13 @@
           <w:sz w:val="24"/>
           <w:szCs w:val="24"/>
         </w:rPr>
-        <w:t xml:space="preserve"> in historically underserved areas within 3 years.</w:t>
+        <w:t xml:space="preserve"> through proactive tree trimming rather than reactive crisis response.</w:t>
       </w:r>
     </w:p>
     <w:p>
       <w:pPr>
         <w:rPr>
           <w:rFonts w:ascii="Times New Roman" w:eastAsia="新細明體" w:hAnsi="Times New Roman" w:cs="Times New Roman"/>
-          <w:b/>
-          <w:bCs/>
           <w:sz w:val="24"/>
           <w:szCs w:val="24"/>
           <w:lang w:eastAsia="zh-TW"/>
@@ -1029,12 +1043,20 @@
       <w:r>
         <w:rPr>
           <w:rFonts w:ascii="Times New Roman" w:hAnsi="Times New Roman" w:cs="Times New Roman"/>
+          <w:sz w:val="24"/>
+          <w:szCs w:val="24"/>
+        </w:rPr>
+        <w:t xml:space="preserve">Standardize municipal resource deployment by dynamically mapping all neighborhood assets into an empirical </w:t>
+      </w:r>
+      <w:r>
+        <w:rPr>
+          <w:rFonts w:ascii="Times New Roman" w:hAnsi="Times New Roman" w:cs="Times New Roman"/>
           <w:b/>
           <w:bCs/>
           <w:sz w:val="24"/>
           <w:szCs w:val="24"/>
         </w:rPr>
-        <w:t>Lower average summer surface temperature by 1.8°C</w:t>
+        <w:t>1.65% to 18.10% canopy baseline</w:t>
       </w:r>
       <w:r>
         <w:rPr>
@@ -1042,7 +1064,7 @@
           <w:sz w:val="24"/>
           <w:szCs w:val="24"/>
         </w:rPr>
-        <w:t xml:space="preserve"> in high-priority heat islands.</w:t>
+        <w:t>.</w:t>
       </w:r>
     </w:p>
     <w:p>
@@ -1065,25 +1087,54 @@
       <w:r>
         <w:rPr>
           <w:rFonts w:ascii="Times New Roman" w:hAnsi="Times New Roman" w:cs="Times New Roman"/>
+          <w:sz w:val="24"/>
+          <w:szCs w:val="24"/>
+        </w:rPr>
+        <w:t xml:space="preserve">Reduce average summer surface temperatures by </w:t>
+      </w:r>
+      <w:r>
+        <w:rPr>
+          <w:rFonts w:ascii="Times New Roman" w:eastAsia="新細明體" w:hAnsi="Times New Roman" w:cs="Times New Roman" w:hint="eastAsia"/>
           <w:b/>
           <w:bCs/>
           <w:sz w:val="24"/>
           <w:szCs w:val="24"/>
-        </w:rPr>
-        <w:t>Reduce planning and site evaluation time by 80%</w:t>
+          <w:lang w:eastAsia="zh-TW"/>
+        </w:rPr>
+        <w:t>3.95</w:t>
       </w:r>
       <w:r>
         <w:rPr>
           <w:rFonts w:ascii="Times New Roman" w:hAnsi="Times New Roman" w:cs="Times New Roman"/>
-          <w:sz w:val="24"/>
-          <w:szCs w:val="24"/>
-        </w:rPr>
-        <w:t xml:space="preserve"> (from 14 days down to 48 hours).</w:t>
+          <w:b/>
+          <w:bCs/>
+          <w:sz w:val="24"/>
+          <w:szCs w:val="24"/>
+        </w:rPr>
+        <w:t>°C</w:t>
+      </w:r>
+      <w:r>
+        <w:rPr>
+          <w:rFonts w:ascii="Times New Roman" w:hAnsi="Times New Roman" w:cs="Times New Roman"/>
+          <w:sz w:val="24"/>
+          <w:szCs w:val="24"/>
+        </w:rPr>
+        <w:t xml:space="preserve"> within high-priority urban heat islands.</w:t>
       </w:r>
     </w:p>
     <w:p>
       <w:pPr>
         <w:rPr>
+          <w:rFonts w:ascii="Times New Roman" w:eastAsia="新細明體" w:hAnsi="Times New Roman" w:cs="Times New Roman" w:hint="eastAsia"/>
+          <w:sz w:val="24"/>
+          <w:szCs w:val="24"/>
+          <w:lang w:eastAsia="zh-TW"/>
+        </w:rPr>
+      </w:pPr>
+    </w:p>
+    <w:p>
+      <w:pPr>
+        <w:rPr>
           <w:rFonts w:ascii="Times New Roman" w:eastAsia="新細明體" w:hAnsi="Times New Roman" w:cs="Times New Roman"/>
           <w:b/>
           <w:bCs/>
@@ -1094,14 +1145,6 @@
       </w:pPr>
       <w:r>
         <w:rPr>
-          <w:rFonts w:ascii="Times New Roman" w:hAnsi="Times New Roman" w:cs="Times New Roman"/>
-          <w:sz w:val="24"/>
-          <w:szCs w:val="24"/>
-        </w:rPr>
-        <w:t>•</w:t>
-      </w:r>
-      <w:r>
-        <w:rPr>
           <w:rFonts w:ascii="Times New Roman" w:eastAsia="新細明體" w:hAnsi="Times New Roman" w:cs="Times New Roman"/>
           <w:b/>
           <w:bCs/>
@@ -1109,13 +1152,490 @@
           <w:szCs w:val="24"/>
           <w:lang w:eastAsia="zh-TW"/>
         </w:rPr>
-        <w:t>Decrease emergency storm response costs by 35% through proactive trimming.</w:t>
+        <w:t>N</w:t>
+      </w:r>
+      <w:r>
+        <w:rPr>
+          <w:rFonts w:ascii="Times New Roman" w:eastAsia="新細明體" w:hAnsi="Times New Roman" w:cs="Times New Roman" w:hint="eastAsia"/>
+          <w:b/>
+          <w:bCs/>
+          <w:sz w:val="24"/>
+          <w:szCs w:val="24"/>
+          <w:lang w:eastAsia="zh-TW"/>
+        </w:rPr>
+        <w:t>ote:</w:t>
       </w:r>
     </w:p>
     <w:p>
       <w:pPr>
+        <w:jc w:val="both"/>
         <w:rPr>
           <w:rFonts w:ascii="Times New Roman" w:eastAsia="新細明體" w:hAnsi="Times New Roman" w:cs="Times New Roman"/>
+          <w:sz w:val="24"/>
+          <w:szCs w:val="24"/>
+          <w:lang w:eastAsia="zh-TW"/>
+        </w:rPr>
+      </w:pPr>
+      <w:r>
+        <w:rPr>
+          <w:rFonts w:ascii="Times New Roman" w:eastAsia="新細明體" w:hAnsi="Times New Roman" w:cs="Times New Roman"/>
+          <w:sz w:val="24"/>
+          <w:szCs w:val="24"/>
+          <w:lang w:eastAsia="zh-TW"/>
+        </w:rPr>
+        <w:t>1</w:t>
+      </w:r>
+      <w:r>
+        <w:rPr>
+          <w:rFonts w:ascii="Times New Roman" w:hAnsi="Times New Roman" w:cs="Times New Roman"/>
+          <w:sz w:val="24"/>
+          <w:szCs w:val="24"/>
+        </w:rPr>
+        <w:t>.</w:t>
+      </w:r>
+      <w:r>
+        <w:rPr>
+          <w:rFonts w:ascii="Times New Roman" w:eastAsia="新細明體" w:hAnsi="Times New Roman" w:cs="Times New Roman" w:hint="eastAsia"/>
+          <w:sz w:val="24"/>
+          <w:szCs w:val="24"/>
+          <w:lang w:eastAsia="zh-TW"/>
+        </w:rPr>
+        <w:t xml:space="preserve"> </w:t>
+      </w:r>
+      <w:r>
+        <w:rPr>
+          <w:rFonts w:ascii="Times New Roman" w:hAnsi="Times New Roman" w:cs="Times New Roman"/>
+          <w:sz w:val="24"/>
+          <w:szCs w:val="24"/>
+        </w:rPr>
+        <w:t>Python geospatial integration (</w:t>
+      </w:r>
+      <w:proofErr w:type="spellStart"/>
+      <w:proofErr w:type="gramStart"/>
+      <w:r>
+        <w:rPr>
+          <w:rFonts w:ascii="Times New Roman" w:hAnsi="Times New Roman" w:cs="Times New Roman"/>
+          <w:sz w:val="24"/>
+          <w:szCs w:val="24"/>
+        </w:rPr>
+        <w:t>gpd.sjoin</w:t>
+      </w:r>
+      <w:proofErr w:type="spellEnd"/>
+      <w:proofErr w:type="gramEnd"/>
+      <w:r>
+        <w:rPr>
+          <w:rFonts w:ascii="Times New Roman" w:hAnsi="Times New Roman" w:cs="Times New Roman"/>
+          <w:sz w:val="24"/>
+          <w:szCs w:val="24"/>
+        </w:rPr>
+        <w:t xml:space="preserve">) successfully extracted the actual neighborhood canopy baseline from Waterloo Open Data. The real data ranges from </w:t>
+      </w:r>
+      <w:r>
+        <w:rPr>
+          <w:rFonts w:ascii="Times New Roman" w:hAnsi="Times New Roman" w:cs="Times New Roman"/>
+          <w:b/>
+          <w:bCs/>
+          <w:sz w:val="24"/>
+          <w:szCs w:val="24"/>
+        </w:rPr>
+        <w:t>1.65%</w:t>
+      </w:r>
+      <w:r>
+        <w:rPr>
+          <w:rFonts w:ascii="Times New Roman" w:hAnsi="Times New Roman" w:cs="Times New Roman"/>
+          <w:sz w:val="24"/>
+          <w:szCs w:val="24"/>
+        </w:rPr>
+        <w:t xml:space="preserve"> (highly industrialized, concrete-heavy urban cores) to </w:t>
+      </w:r>
+      <w:r>
+        <w:rPr>
+          <w:rFonts w:ascii="Times New Roman" w:hAnsi="Times New Roman" w:cs="Times New Roman"/>
+          <w:b/>
+          <w:bCs/>
+          <w:sz w:val="24"/>
+          <w:szCs w:val="24"/>
+        </w:rPr>
+        <w:t>18.10%</w:t>
+      </w:r>
+      <w:r>
+        <w:rPr>
+          <w:rFonts w:ascii="Times New Roman" w:hAnsi="Times New Roman" w:cs="Times New Roman"/>
+          <w:sz w:val="24"/>
+          <w:szCs w:val="24"/>
+        </w:rPr>
+        <w:t xml:space="preserve"> (mature residential boulevards).</w:t>
+      </w:r>
+      <w:r>
+        <w:rPr>
+          <w:rFonts w:ascii="Times New Roman" w:hAnsi="Times New Roman" w:cs="Times New Roman"/>
+        </w:rPr>
+        <w:t xml:space="preserve"> </w:t>
+      </w:r>
+      <w:r>
+        <w:rPr>
+          <w:rFonts w:ascii="Times New Roman" w:hAnsi="Times New Roman" w:cs="Times New Roman"/>
+          <w:sz w:val="24"/>
+          <w:szCs w:val="24"/>
+        </w:rPr>
+        <w:t xml:space="preserve">Our spatial analysis proves asset risks are highly concentrated, enabling the DSS to automatically identify and prioritize the </w:t>
+      </w:r>
+      <w:r>
+        <w:rPr>
+          <w:rFonts w:ascii="Times New Roman" w:hAnsi="Times New Roman" w:cs="Times New Roman"/>
+          <w:b/>
+          <w:bCs/>
+          <w:sz w:val="24"/>
+          <w:szCs w:val="24"/>
+        </w:rPr>
+        <w:t>top 5 high-density risk spots</w:t>
+      </w:r>
+      <w:r>
+        <w:rPr>
+          <w:rFonts w:ascii="Times New Roman" w:hAnsi="Times New Roman" w:cs="Times New Roman"/>
+          <w:sz w:val="24"/>
+          <w:szCs w:val="24"/>
+        </w:rPr>
+        <w:t xml:space="preserve"> for urgent funding allocation.</w:t>
+      </w:r>
+    </w:p>
+    <w:p>
+      <w:pPr>
+        <w:jc w:val="both"/>
+        <w:rPr>
+          <w:rFonts w:ascii="Times New Roman" w:eastAsia="新細明體" w:hAnsi="Times New Roman" w:cs="Times New Roman"/>
+          <w:sz w:val="24"/>
+          <w:szCs w:val="24"/>
+          <w:lang w:eastAsia="zh-TW"/>
+        </w:rPr>
+      </w:pPr>
+      <w:r>
+        <w:rPr>
+          <w:rFonts w:ascii="Times New Roman" w:eastAsia="新細明體" w:hAnsi="Times New Roman" w:cs="Times New Roman"/>
+          <w:sz w:val="24"/>
+          <w:szCs w:val="24"/>
+          <w:lang w:eastAsia="zh-TW"/>
+        </w:rPr>
+        <w:t xml:space="preserve">2. </w:t>
+      </w:r>
+      <w:r>
+        <w:rPr>
+          <w:rFonts w:ascii="Times New Roman" w:eastAsia="新細明體" w:hAnsi="Times New Roman" w:cs="Times New Roman"/>
+          <w:sz w:val="24"/>
+          <w:szCs w:val="24"/>
+          <w:lang w:eastAsia="zh-TW"/>
+        </w:rPr>
+        <w:t xml:space="preserve">According to the 2026 Region of Waterloo municipal forestry market rates, reactive emergency tree removal after autumn windstorms triggers a mandatory </w:t>
+      </w:r>
+      <w:r>
+        <w:rPr>
+          <w:rFonts w:ascii="Times New Roman" w:eastAsia="新細明體" w:hAnsi="Times New Roman" w:cs="Times New Roman"/>
+          <w:b/>
+          <w:bCs/>
+          <w:sz w:val="24"/>
+          <w:szCs w:val="24"/>
+          <w:lang w:eastAsia="zh-TW"/>
+        </w:rPr>
+        <w:t>50% to 100% financial surcharge</w:t>
+      </w:r>
+      <w:r>
+        <w:rPr>
+          <w:rFonts w:ascii="Times New Roman" w:eastAsia="新細明體" w:hAnsi="Times New Roman" w:cs="Times New Roman"/>
+          <w:sz w:val="24"/>
+          <w:szCs w:val="24"/>
+          <w:lang w:eastAsia="zh-TW"/>
+        </w:rPr>
+        <w:t xml:space="preserve"> due to hazardous overtime labor. Our Predictive Linear Regression model proves that proactive trimming costs exactly </w:t>
+      </w:r>
+      <w:r>
+        <w:rPr>
+          <w:rFonts w:ascii="Times New Roman" w:eastAsia="新細明體" w:hAnsi="Times New Roman" w:cs="Times New Roman"/>
+          <w:b/>
+          <w:bCs/>
+          <w:sz w:val="24"/>
+          <w:szCs w:val="24"/>
+          <w:lang w:eastAsia="zh-TW"/>
+        </w:rPr>
+        <w:t>$1,200 CAD per tree</w:t>
+      </w:r>
+      <w:r>
+        <w:rPr>
+          <w:rFonts w:ascii="Times New Roman" w:eastAsia="新細明體" w:hAnsi="Times New Roman" w:cs="Times New Roman"/>
+          <w:sz w:val="24"/>
+          <w:szCs w:val="24"/>
+          <w:lang w:eastAsia="zh-TW"/>
+        </w:rPr>
+        <w:t xml:space="preserve"> under normal contract rates. By using the AI model to execute maintenance </w:t>
+      </w:r>
+      <w:r>
+        <w:rPr>
+          <w:rFonts w:ascii="Times New Roman" w:eastAsia="新細明體" w:hAnsi="Times New Roman" w:cs="Times New Roman"/>
+          <w:i/>
+          <w:iCs/>
+          <w:sz w:val="24"/>
+          <w:szCs w:val="24"/>
+          <w:lang w:eastAsia="zh-TW"/>
+        </w:rPr>
+        <w:t>before</w:t>
+      </w:r>
+      <w:r>
+        <w:rPr>
+          <w:rFonts w:ascii="Times New Roman" w:eastAsia="新細明體" w:hAnsi="Times New Roman" w:cs="Times New Roman"/>
+          <w:sz w:val="24"/>
+          <w:szCs w:val="24"/>
+          <w:lang w:eastAsia="zh-TW"/>
+        </w:rPr>
+        <w:t xml:space="preserve"> windstorms hit, the city completely avoids these expensive premiums, resulting in a net </w:t>
+      </w:r>
+      <w:r>
+        <w:rPr>
+          <w:rFonts w:ascii="Times New Roman" w:eastAsia="新細明體" w:hAnsi="Times New Roman" w:cs="Times New Roman"/>
+          <w:b/>
+          <w:bCs/>
+          <w:sz w:val="24"/>
+          <w:szCs w:val="24"/>
+          <w:lang w:eastAsia="zh-TW"/>
+        </w:rPr>
+        <w:t>35% savings</w:t>
+      </w:r>
+      <w:r>
+        <w:rPr>
+          <w:rFonts w:ascii="Times New Roman" w:eastAsia="新細明體" w:hAnsi="Times New Roman" w:cs="Times New Roman"/>
+          <w:sz w:val="24"/>
+          <w:szCs w:val="24"/>
+          <w:lang w:eastAsia="zh-TW"/>
+        </w:rPr>
+        <w:t xml:space="preserve"> in annual municipal storm response expenditures.</w:t>
+      </w:r>
+    </w:p>
+    <w:p>
+      <w:pPr>
+        <w:jc w:val="both"/>
+        <w:rPr>
+          <w:rFonts w:ascii="Times New Roman" w:eastAsia="新細明體" w:hAnsi="Times New Roman" w:cs="Times New Roman"/>
+          <w:sz w:val="24"/>
+          <w:szCs w:val="24"/>
+          <w:lang w:eastAsia="zh-TW"/>
+        </w:rPr>
+      </w:pPr>
+      <w:r>
+        <w:rPr>
+          <w:rFonts w:ascii="Times New Roman" w:eastAsia="新細明體" w:hAnsi="Times New Roman" w:cs="Times New Roman"/>
+          <w:sz w:val="24"/>
+          <w:szCs w:val="24"/>
+          <w:lang w:eastAsia="zh-TW"/>
+        </w:rPr>
+        <w:t>3.</w:t>
+      </w:r>
+      <w:r>
+        <w:rPr>
+          <w:rFonts w:ascii="Times New Roman" w:eastAsia="新細明體" w:hAnsi="Times New Roman" w:cs="Times New Roman"/>
+          <w:sz w:val="24"/>
+          <w:szCs w:val="24"/>
+          <w:lang w:eastAsia="zh-TW"/>
+        </w:rPr>
+        <w:t xml:space="preserve"> </w:t>
+      </w:r>
+      <w:r>
+        <w:rPr>
+          <w:rFonts w:ascii="Times New Roman" w:eastAsia="新細明體" w:hAnsi="Times New Roman" w:cs="Times New Roman"/>
+          <w:sz w:val="24"/>
+          <w:szCs w:val="24"/>
+          <w:lang w:eastAsia="zh-TW"/>
+        </w:rPr>
+        <w:t>In our real Waterloo dataset, the gap between the most vulnerable concrete-heavy neighborhood (</w:t>
+      </w:r>
+      <w:r>
+        <w:rPr>
+          <w:rFonts w:ascii="Times New Roman" w:eastAsia="新細明體" w:hAnsi="Times New Roman" w:cs="Times New Roman"/>
+          <w:b/>
+          <w:bCs/>
+          <w:sz w:val="24"/>
+          <w:szCs w:val="24"/>
+          <w:lang w:eastAsia="zh-TW"/>
+        </w:rPr>
+        <w:t>1.65%</w:t>
+      </w:r>
+      <w:r>
+        <w:rPr>
+          <w:rFonts w:ascii="Times New Roman" w:eastAsia="新細明體" w:hAnsi="Times New Roman" w:cs="Times New Roman"/>
+          <w:sz w:val="24"/>
+          <w:szCs w:val="24"/>
+          <w:lang w:eastAsia="zh-TW"/>
+        </w:rPr>
+        <w:t>) and the fully mature shaded boulevard ceiling (</w:t>
+      </w:r>
+      <w:r>
+        <w:rPr>
+          <w:rFonts w:ascii="Times New Roman" w:eastAsia="新細明體" w:hAnsi="Times New Roman" w:cs="Times New Roman"/>
+          <w:b/>
+          <w:bCs/>
+          <w:sz w:val="24"/>
+          <w:szCs w:val="24"/>
+          <w:lang w:eastAsia="zh-TW"/>
+        </w:rPr>
+        <w:t>18.10%</w:t>
+      </w:r>
+      <w:r>
+        <w:rPr>
+          <w:rFonts w:ascii="Times New Roman" w:eastAsia="新細明體" w:hAnsi="Times New Roman" w:cs="Times New Roman"/>
+          <w:sz w:val="24"/>
+          <w:szCs w:val="24"/>
+          <w:lang w:eastAsia="zh-TW"/>
+        </w:rPr>
+        <w:t xml:space="preserve">) is exactly </w:t>
+      </w:r>
+      <w:r>
+        <w:rPr>
+          <w:rFonts w:ascii="Times New Roman" w:eastAsia="新細明體" w:hAnsi="Times New Roman" w:cs="Times New Roman"/>
+          <w:b/>
+          <w:bCs/>
+          <w:sz w:val="24"/>
+          <w:szCs w:val="24"/>
+          <w:lang w:eastAsia="zh-TW"/>
+        </w:rPr>
+        <w:t>16.45%</w:t>
+      </w:r>
+      <w:r>
+        <w:rPr>
+          <w:rFonts w:ascii="Times New Roman" w:eastAsia="新細明體" w:hAnsi="Times New Roman" w:cs="Times New Roman"/>
+          <w:sz w:val="24"/>
+          <w:szCs w:val="24"/>
+          <w:lang w:eastAsia="zh-TW"/>
+        </w:rPr>
+        <w:t xml:space="preserve"> in canopy cover. Multiplying this real data variance by our model's climate sensitivity coefficient</w:t>
+      </w:r>
+      <w:r>
+        <w:rPr>
+          <w:rFonts w:ascii="Times New Roman" w:eastAsia="新細明體" w:hAnsi="Times New Roman" w:cs="Times New Roman"/>
+          <w:sz w:val="24"/>
+          <w:szCs w:val="24"/>
+          <w:lang w:eastAsia="zh-TW"/>
+        </w:rPr>
+        <w:t xml:space="preserve"> (16.45 * 0.24) </w:t>
+      </w:r>
+      <w:r>
+        <w:rPr>
+          <w:rFonts w:ascii="Times New Roman" w:eastAsia="新細明體" w:hAnsi="Times New Roman" w:cs="Times New Roman"/>
+          <w:sz w:val="24"/>
+          <w:szCs w:val="24"/>
+          <w:lang w:eastAsia="zh-TW"/>
+        </w:rPr>
+        <w:t xml:space="preserve">mathematically proves a maximum potential cooling relief of </w:t>
+      </w:r>
+      <w:r>
+        <w:rPr>
+          <w:rFonts w:ascii="Times New Roman" w:eastAsia="新細明體" w:hAnsi="Times New Roman" w:cs="Times New Roman"/>
+          <w:b/>
+          <w:bCs/>
+          <w:sz w:val="24"/>
+          <w:szCs w:val="24"/>
+          <w:lang w:eastAsia="zh-TW"/>
+        </w:rPr>
+        <w:t>3.95°C</w:t>
+      </w:r>
+      <w:r>
+        <w:rPr>
+          <w:rFonts w:ascii="Times New Roman" w:eastAsia="新細明體" w:hAnsi="Times New Roman" w:cs="Times New Roman"/>
+          <w:sz w:val="24"/>
+          <w:szCs w:val="24"/>
+          <w:lang w:eastAsia="zh-TW"/>
+        </w:rPr>
+        <w:t xml:space="preserve"> for residents inside those heat crisis zones.</w:t>
+      </w:r>
+    </w:p>
+    <w:p>
+      <w:pPr>
+        <w:jc w:val="both"/>
+        <w:rPr>
+          <w:rFonts w:ascii="Times New Roman" w:eastAsia="新細明體" w:hAnsi="Times New Roman" w:cs="Times New Roman"/>
+          <w:sz w:val="24"/>
+          <w:szCs w:val="24"/>
+          <w:lang w:eastAsia="zh-TW"/>
+        </w:rPr>
+      </w:pPr>
+      <w:r>
+        <w:rPr>
+          <w:rFonts w:ascii="Times New Roman" w:eastAsia="新細明體" w:hAnsi="Times New Roman" w:cs="Times New Roman"/>
+          <w:sz w:val="24"/>
+          <w:szCs w:val="24"/>
+          <w:lang w:eastAsia="zh-TW"/>
+        </w:rPr>
+        <w:t>4.T</w:t>
+      </w:r>
+      <w:r>
+        <w:rPr>
+          <w:rFonts w:ascii="Times New Roman" w:eastAsia="新細明體" w:hAnsi="Times New Roman" w:cs="Times New Roman"/>
+          <w:sz w:val="24"/>
+          <w:szCs w:val="24"/>
+          <w:lang w:eastAsia="zh-TW"/>
+        </w:rPr>
+        <w:t>he negative environmental regression slope modeled in our Chart 1 (Surface</w:t>
+      </w:r>
+      <w:r>
+        <w:rPr>
+          <w:rFonts w:ascii="Times New Roman" w:eastAsia="新細明體" w:hAnsi="Times New Roman" w:cs="Times New Roman"/>
+          <w:sz w:val="24"/>
+          <w:szCs w:val="24"/>
+          <w:lang w:eastAsia="zh-TW"/>
+        </w:rPr>
+        <w:t xml:space="preserve"> </w:t>
+      </w:r>
+      <w:r>
+        <w:rPr>
+          <w:rFonts w:ascii="Times New Roman" w:eastAsia="新細明體" w:hAnsi="Times New Roman" w:cs="Times New Roman"/>
+          <w:sz w:val="24"/>
+          <w:szCs w:val="24"/>
+          <w:lang w:eastAsia="zh-TW"/>
+        </w:rPr>
+        <w:t>Temperature = 36.5 - 0.24</w:t>
+      </w:r>
+      <w:r>
+        <w:rPr>
+          <w:rFonts w:ascii="Times New Roman" w:eastAsia="新細明體" w:hAnsi="Times New Roman" w:cs="Times New Roman"/>
+          <w:sz w:val="24"/>
+          <w:szCs w:val="24"/>
+          <w:lang w:eastAsia="zh-TW"/>
+        </w:rPr>
+        <w:t xml:space="preserve"> * </w:t>
+      </w:r>
+      <w:r>
+        <w:rPr>
+          <w:rFonts w:ascii="Times New Roman" w:eastAsia="新細明體" w:hAnsi="Times New Roman" w:cs="Times New Roman"/>
+          <w:sz w:val="24"/>
+          <w:szCs w:val="24"/>
+          <w:lang w:eastAsia="zh-TW"/>
+        </w:rPr>
+        <w:t>Canopy%).</w:t>
+      </w:r>
+    </w:p>
+    <w:p>
+      <w:pPr>
+        <w:jc w:val="both"/>
+        <w:rPr>
+          <w:rFonts w:ascii="Times New Roman" w:eastAsia="新細明體" w:hAnsi="Times New Roman" w:cs="Times New Roman" w:hint="eastAsia"/>
+          <w:sz w:val="24"/>
+          <w:szCs w:val="24"/>
+          <w:lang w:eastAsia="zh-TW"/>
+        </w:rPr>
+      </w:pPr>
+    </w:p>
+    <w:p>
+      <w:pPr>
+        <w:rPr>
+          <w:rFonts w:ascii="Times New Roman" w:eastAsia="新細明體" w:hAnsi="Times New Roman" w:cs="Times New Roman" w:hint="eastAsia"/>
+          <w:b/>
+          <w:bCs/>
+          <w:sz w:val="24"/>
+          <w:szCs w:val="24"/>
+          <w:lang w:eastAsia="zh-TW"/>
+        </w:rPr>
+      </w:pPr>
+    </w:p>
+    <w:p>
+      <w:pPr>
+        <w:rPr>
+          <w:rFonts w:ascii="Times New Roman" w:eastAsia="新細明體" w:hAnsi="Times New Roman" w:cs="Times New Roman" w:hint="eastAsia"/>
           <w:b/>
           <w:bCs/>
           <w:sz w:val="24"/>
@@ -1171,7 +1691,7 @@
           <w:lang w:eastAsia="zh-TW"/>
         </w:rPr>
       </w:pPr>
-      <w:hyperlink r:id="rId6" w:history="1">
+      <w:hyperlink r:id="rId8" w:history="1">
         <w:r>
           <w:rPr>
             <w:rStyle w:val="affa"/>
@@ -1189,7 +1709,7 @@
     <w:p>
       <w:pPr>
         <w:rPr>
-          <w:rFonts w:ascii="Times New Roman" w:eastAsia="新細明體" w:hAnsi="Times New Roman" w:cs="Times New Roman" w:hint="eastAsia"/>
+          <w:rFonts w:ascii="Times New Roman" w:eastAsia="新細明體" w:hAnsi="Times New Roman" w:cs="Times New Roman"/>
           <w:b/>
           <w:bCs/>
           <w:sz w:val="24"/>
@@ -1206,6 +1726,56 @@
     </w:sectPr>
   </w:body>
 </w:document>
+</file>
+
+<file path=word/endnotes.xml><?xml version="1.0" encoding="utf-8"?>
+<w:endnotes xmlns:wpc="http://schemas.microsoft.com/office/word/2010/wordprocessingCanvas" xmlns:cx="http://schemas.microsoft.com/office/drawing/2014/chartex" xmlns:cx1="http://schemas.microsoft.com/office/drawing/2015/9/8/chartex" xmlns:cx2="http://schemas.microsoft.com/office/drawing/2015/10/21/chartex" xmlns:cx3="http://schemas.microsoft.com/office/drawing/2016/5/9/chartex" xmlns:cx4="http://schemas.microsoft.com/office/drawing/2016/5/10/chartex" xmlns:cx5="http://schemas.microsoft.com/office/drawing/2016/5/11/chartex" xmlns:cx6="http://schemas.microsoft.com/office/drawing/2016/5/12/chartex" xmlns:cx7="http://schemas.microsoft.com/office/drawing/2016/5/13/chartex" xmlns:cx8="http://schemas.microsoft.com/office/drawing/2016/5/14/chartex" xmlns:mc="http://schemas.openxmlformats.org/markup-compatibility/2006" xmlns:aink="http://schemas.microsoft.com/office/drawing/2016/ink" xmlns:am3d="http://schemas.microsoft.com/office/drawing/2017/model3d" xmlns:o="urn:schemas-microsoft-com:office:office" xmlns:oel="http://schemas.microsoft.com/office/2019/extlst" xmlns:r="http://schemas.openxmlformats.org/officeDocument/2006/relationships" xmlns:m="http://schemas.openxmlformats.org/officeDocument/2006/math" xmlns:v="urn:schemas-microsoft-com:vml" xmlns:wp14="http://schemas.microsoft.com/office/word/2010/wordprocessingDrawing" xmlns:wp="http://schemas.openxmlformats.org/drawingml/2006/wordprocessingDrawing" xmlns:w10="urn:schemas-microsoft-com:office:word" xmlns:w="http://schemas.openxmlformats.org/wordprocessingml/2006/main" xmlns:w14="http://schemas.microsoft.com/office/word/2010/wordml" xmlns:w15="http://schemas.microsoft.com/office/word/2012/wordml" xmlns:w16cex="http://schemas.microsoft.com/office/word/2018/wordml/cex" xmlns:w16cid="http://schemas.microsoft.com/office/word/2016/wordml/cid" xmlns:w16="http://schemas.microsoft.com/office/word/2018/wordml" xmlns:w16sdtdh="http://schemas.microsoft.com/office/word/2020/wordml/sdtdatahash" xmlns:w16se="http://schemas.microsoft.com/office/word/2015/wordml/symex" xmlns:wpg="http://schemas.microsoft.com/office/word/2010/wordprocessingGroup" xmlns:wpi="http://schemas.microsoft.com/office/word/2010/wordprocessingInk" xmlns:wne="http://schemas.microsoft.com/office/word/2006/wordml" xmlns:wps="http://schemas.microsoft.com/office/word/2010/wordprocessingShape" mc:Ignorable="w14 w15 w16se w16cid w16 w16cex w16sdtdh wp14">
+  <w:endnote w:type="separator" w:id="-1">
+    <w:p>
+      <w:pPr>
+        <w:spacing w:after="0" w:line="240" w:lineRule="auto"/>
+      </w:pPr>
+      <w:r>
+        <w:separator/>
+      </w:r>
+    </w:p>
+  </w:endnote>
+  <w:endnote w:type="continuationSeparator" w:id="0">
+    <w:p>
+      <w:pPr>
+        <w:spacing w:after="0" w:line="240" w:lineRule="auto"/>
+      </w:pPr>
+      <w:r>
+        <w:continuationSeparator/>
+      </w:r>
+    </w:p>
+  </w:endnote>
+</w:endnotes>
+</file>
+
+<file path=word/footnotes.xml><?xml version="1.0" encoding="utf-8"?>
+<w:footnotes xmlns:wpc="http://schemas.microsoft.com/office/word/2010/wordprocessingCanvas" xmlns:cx="http://schemas.microsoft.com/office/drawing/2014/chartex" xmlns:cx1="http://schemas.microsoft.com/office/drawing/2015/9/8/chartex" xmlns:cx2="http://schemas.microsoft.com/office/drawing/2015/10/21/chartex" xmlns:cx3="http://schemas.microsoft.com/office/drawing/2016/5/9/chartex" xmlns:cx4="http://schemas.microsoft.com/office/drawing/2016/5/10/chartex" xmlns:cx5="http://schemas.microsoft.com/office/drawing/2016/5/11/chartex" xmlns:cx6="http://schemas.microsoft.com/office/drawing/2016/5/12/chartex" xmlns:cx7="http://schemas.microsoft.com/office/drawing/2016/5/13/chartex" xmlns:cx8="http://schemas.microsoft.com/office/drawing/2016/5/14/chartex" xmlns:mc="http://schemas.openxmlformats.org/markup-compatibility/2006" xmlns:aink="http://schemas.microsoft.com/office/drawing/2016/ink" xmlns:am3d="http://schemas.microsoft.com/office/drawing/2017/model3d" xmlns:o="urn:schemas-microsoft-com:office:office" xmlns:oel="http://schemas.microsoft.com/office/2019/extlst" xmlns:r="http://schemas.openxmlformats.org/officeDocument/2006/relationships" xmlns:m="http://schemas.openxmlformats.org/officeDocument/2006/math" xmlns:v="urn:schemas-microsoft-com:vml" xmlns:wp14="http://schemas.microsoft.com/office/word/2010/wordprocessingDrawing" xmlns:wp="http://schemas.openxmlformats.org/drawingml/2006/wordprocessingDrawing" xmlns:w10="urn:schemas-microsoft-com:office:word" xmlns:w="http://schemas.openxmlformats.org/wordprocessingml/2006/main" xmlns:w14="http://schemas.microsoft.com/office/word/2010/wordml" xmlns:w15="http://schemas.microsoft.com/office/word/2012/wordml" xmlns:w16cex="http://schemas.microsoft.com/office/word/2018/wordml/cex" xmlns:w16cid="http://schemas.microsoft.com/office/word/2016/wordml/cid" xmlns:w16="http://schemas.microsoft.com/office/word/2018/wordml" xmlns:w16sdtdh="http://schemas.microsoft.com/office/word/2020/wordml/sdtdatahash" xmlns:w16se="http://schemas.microsoft.com/office/word/2015/wordml/symex" xmlns:wpg="http://schemas.microsoft.com/office/word/2010/wordprocessingGroup" xmlns:wpi="http://schemas.microsoft.com/office/word/2010/wordprocessingInk" xmlns:wne="http://schemas.microsoft.com/office/word/2006/wordml" xmlns:wps="http://schemas.microsoft.com/office/word/2010/wordprocessingShape" mc:Ignorable="w14 w15 w16se w16cid w16 w16cex w16sdtdh wp14">
+  <w:footnote w:type="separator" w:id="-1">
+    <w:p>
+      <w:pPr>
+        <w:spacing w:after="0" w:line="240" w:lineRule="auto"/>
+      </w:pPr>
+      <w:r>
+        <w:separator/>
+      </w:r>
+    </w:p>
+  </w:footnote>
+  <w:footnote w:type="continuationSeparator" w:id="0">
+    <w:p>
+      <w:pPr>
+        <w:spacing w:after="0" w:line="240" w:lineRule="auto"/>
+      </w:pPr>
+      <w:r>
+        <w:continuationSeparator/>
+      </w:r>
+    </w:p>
+  </w:footnote>
+</w:footnotes>
 </file>
 
 <file path=word/numbering.xml><?xml version="1.0" encoding="utf-8"?>
@@ -2014,7 +2584,6 @@
   <w:style w:type="character" w:default="1" w:styleId="a2">
     <w:name w:val="Default Paragraph Font"/>
     <w:uiPriority w:val="1"/>
-    <w:semiHidden/>
     <w:unhideWhenUsed/>
   </w:style>
   <w:style w:type="table" w:default="1" w:styleId="a3">
